--- a/assets/Counting Megawatts, Missing People.docx
+++ b/assets/Counting Megawatts, Missing People.docx
@@ -24,60 +24,10 @@
       <w:r>
         <w:rPr>
           <w:rFonts w:eastAsia="Times New Roman"/>
-          <w:b/>
-          <w:bCs/>
-          <w:sz w:val="24"/>
-          <w:szCs w:val="24"/>
-        </w:rPr>
-        <w:t>Counting Megawatts, Missing People:</w:t>
-      </w:r>
-      <w:r>
-        <w:rPr>
-          <w:rFonts w:eastAsia="Times New Roman"/>
-          <w:b/>
-          <w:bCs/>
-          <w:sz w:val="24"/>
-          <w:szCs w:val="24"/>
-        </w:rPr>
-        <w:br/>
-        <w:t xml:space="preserve"> The Social Gap in Climate Finance</w:t>
-      </w:r>
-    </w:p>
-    <w:p>
-      <w:pPr>
-        <w:spacing w:after="280" w:line="240" w:lineRule="auto"/>
-        <w:jc w:val="both"/>
-        <w:rPr>
-          <w:rFonts w:eastAsia="Times New Roman"/>
-          <w:sz w:val="24"/>
-          <w:szCs w:val="24"/>
-        </w:rPr>
-      </w:pPr>
-      <w:r>
-        <w:rPr>
-          <w:rFonts w:eastAsia="Times New Roman"/>
-          <w:sz w:val="24"/>
-          <w:szCs w:val="24"/>
-        </w:rPr>
-        <w:t xml:space="preserve">Global climate finance is rising impressively but not fast or </w:t>
-      </w:r>
-      <w:proofErr w:type="gramStart"/>
-      <w:r>
-        <w:rPr>
-          <w:rFonts w:eastAsia="Times New Roman"/>
-          <w:sz w:val="24"/>
-          <w:szCs w:val="24"/>
-        </w:rPr>
-        <w:t>fairly enough</w:t>
-      </w:r>
-      <w:proofErr w:type="gramEnd"/>
-      <w:r>
-        <w:rPr>
-          <w:rFonts w:eastAsia="Times New Roman"/>
-          <w:sz w:val="24"/>
-          <w:szCs w:val="24"/>
-        </w:rPr>
-        <w:t xml:space="preserve">. The world is getting better at counting megawatts, gigatons, and their respective financial flows, but still struggles to measure a critical component to decouple economic growth from emissions: the social implications of transitions. This “silent” line item in the climate ledger is the cost of helping communities and workers navigate </w:t>
+          <w:sz w:val="24"/>
+          <w:szCs w:val="24"/>
+        </w:rPr>
+        <w:t xml:space="preserve">Global climate finance is rising impressively but not fast or fairly enough. The world is getting better at counting megawatts, gigatons, and their respective financial flows, but still struggles to measure a critical component to decouple economic growth from emissions: the social implications of transitions. This “silent” line item in the climate ledger is the cost of helping communities and workers navigate </w:t>
       </w:r>
       <w:proofErr w:type="spellStart"/>
       <w:r>
@@ -436,16 +386,7 @@
           <w:sz w:val="24"/>
           <w:szCs w:val="24"/>
         </w:rPr>
-        <w:t xml:space="preserve">Overlaying these two shortfalls—mitigation and adaptation—is a third imbalance: the just transition. It covers income bridges, reskilling, and regional redevelopment. Unlike turbines or </w:t>
-      </w:r>
-      <w:r>
-        <w:rPr>
-          <w:rFonts w:eastAsia="Times New Roman"/>
-          <w:sz w:val="24"/>
-          <w:szCs w:val="24"/>
-        </w:rPr>
-        <w:lastRenderedPageBreak/>
-        <w:t xml:space="preserve">seawalls, these costs rarely appear in financial trackers, yet they determine whether </w:t>
+        <w:t xml:space="preserve">Overlaying these two shortfalls—mitigation and adaptation—is a third imbalance: the just transition. It covers income bridges, reskilling, and regional redevelopment. Unlike turbines or seawalls, these costs rarely appear in financial trackers, yet they determine whether </w:t>
       </w:r>
       <w:proofErr w:type="spellStart"/>
       <w:r>
@@ -482,6 +423,7 @@
           <w:sz w:val="24"/>
           <w:szCs w:val="24"/>
         </w:rPr>
+        <w:lastRenderedPageBreak/>
         <w:t xml:space="preserve">Some regions have started to acknowledge this issue. The European Union’s Just Transition Mechanism is a clear example. Between 2021 and 2027 it aims to </w:t>
       </w:r>
       <w:proofErr w:type="spellStart"/>
@@ -838,7 +780,25 @@
           <w:sz w:val="24"/>
           <w:szCs w:val="24"/>
         </w:rPr>
-        <w:t>Extending this logic to a global estimate fails for reasons that do not affect mitigation or adaptation accounting to the same degree. Mitigation needs to follow engineering and power-</w:t>
+        <w:t xml:space="preserve">Extending this logic to a global estimate fails for reasons that do not affect mitigation or adaptation accounting to the same degree. Mitigation needs to follow engineering and power-system math. Adaptation needs to follow hazard, exposure, and asset-level cost curves. Just transition needs depend on social baselines, labor law, informality, </w:t>
+      </w:r>
+      <w:proofErr w:type="spellStart"/>
+      <w:r>
+        <w:rPr>
+          <w:rFonts w:eastAsia="Times New Roman"/>
+          <w:sz w:val="24"/>
+          <w:szCs w:val="24"/>
+        </w:rPr>
+        <w:t>unionisation</w:t>
+      </w:r>
+      <w:proofErr w:type="spellEnd"/>
+      <w:r>
+        <w:rPr>
+          <w:rFonts w:eastAsia="Times New Roman"/>
+          <w:sz w:val="24"/>
+          <w:szCs w:val="24"/>
+        </w:rPr>
+        <w:t xml:space="preserve">, migration frictions, and existing public services. Spain’s regions have unemployment insurance, active </w:t>
       </w:r>
       <w:r>
         <w:rPr>
@@ -847,25 +807,7 @@
           <w:szCs w:val="24"/>
         </w:rPr>
         <w:lastRenderedPageBreak/>
-        <w:t xml:space="preserve">system math. Adaptation needs to follow hazard, exposure, and asset-level cost curves. Just transition needs depend on social baselines, labor law, informality, </w:t>
-      </w:r>
-      <w:proofErr w:type="spellStart"/>
-      <w:r>
-        <w:rPr>
-          <w:rFonts w:eastAsia="Times New Roman"/>
-          <w:sz w:val="24"/>
-          <w:szCs w:val="24"/>
-        </w:rPr>
-        <w:t>unionisation</w:t>
-      </w:r>
-      <w:proofErr w:type="spellEnd"/>
-      <w:r>
-        <w:rPr>
-          <w:rFonts w:eastAsia="Times New Roman"/>
-          <w:sz w:val="24"/>
-          <w:szCs w:val="24"/>
-        </w:rPr>
-        <w:t>, migration frictions, and existing public services. Spain’s regions have unemployment insurance, active labor-market programs, and municipal capacity. Employers in parts of Australia co-finance benefits and retraining, so the public bill is smaller. In India many affected workers lack formal contracts and contributory benefits, so effective support requires broader cash programs, public works, and community services, often at lower per-capita cost but much higher coverage. Add wide differences in prices and wages, the mix of grants and loans, weak tagging of social line items inside energy tenders, and long lags between commitments and disbursements. The result is a moving target that cannot be read from a single experience.</w:t>
+        <w:t>labor-market programs, and municipal capacity. Employers in parts of Australia co-finance benefits and retraining, so the public bill is smaller. In India many affected workers lack formal contracts and contributory benefits, so effective support requires broader cash programs, public works, and community services, often at lower per-capita cost but much higher coverage. Add wide differences in prices and wages, the mix of grants and loans, weak tagging of social line items inside energy tenders, and long lags between commitments and disbursements. The result is a moving target that cannot be read from a single experience.</w:t>
       </w:r>
     </w:p>
     <w:p>
@@ -1185,7 +1127,6 @@
           <w:sz w:val="24"/>
           <w:szCs w:val="24"/>
         </w:rPr>
-        <w:lastRenderedPageBreak/>
         <w:t>decarbonisation</w:t>
       </w:r>
       <w:proofErr w:type="spellEnd"/>
@@ -1214,6 +1155,7 @@
           <w:sz w:val="24"/>
           <w:szCs w:val="24"/>
         </w:rPr>
+        <w:lastRenderedPageBreak/>
         <w:t xml:space="preserve">If the world intends to accelerate mitigation and adaptation, it must confront a central fact: in many regions fossil fuels still provide basic livelihoods. Despite their environmental damage, links to corruption, </w:t>
       </w:r>
       <w:proofErr w:type="spellStart"/>

--- a/assets/Counting Megawatts, Missing People.docx
+++ b/assets/Counting Megawatts, Missing People.docx
@@ -8,8 +8,6 @@
         <w:jc w:val="left"/>
         <w:rPr>
           <w:rFonts w:eastAsia="Times New Roman"/>
-          <w:b/>
-          <w:bCs/>
           <w:sz w:val="24"/>
           <w:szCs w:val="24"/>
         </w:rPr>
@@ -46,6 +44,21 @@
           <w:szCs w:val="24"/>
         </w:rPr>
         <w:t>.</w:t>
+      </w:r>
+    </w:p>
+    <w:p>
+      <w:pPr>
+        <w:pStyle w:val="Heading2"/>
+        <w:jc w:val="left"/>
+        <w:rPr>
+          <w:rFonts w:eastAsia="Times New Roman"/>
+        </w:rPr>
+      </w:pPr>
+      <w:r>
+        <w:rPr>
+          <w:rFonts w:eastAsia="Times New Roman"/>
+        </w:rPr>
+        <w:t>What Is a Just Transition and Why It Matters</w:t>
       </w:r>
     </w:p>
     <w:p>
@@ -137,6 +150,21 @@
           <w:vertAlign w:val="superscript"/>
         </w:rPr>
         <w:footnoteReference w:id="3"/>
+      </w:r>
+    </w:p>
+    <w:p>
+      <w:pPr>
+        <w:pStyle w:val="Heading2"/>
+        <w:jc w:val="left"/>
+        <w:rPr>
+          <w:rFonts w:eastAsia="Times New Roman"/>
+        </w:rPr>
+      </w:pPr>
+      <w:r>
+        <w:rPr>
+          <w:rFonts w:eastAsia="Times New Roman"/>
+        </w:rPr>
+        <w:t>Climate Finance Today: Scale Without Social Balance</w:t>
       </w:r>
     </w:p>
     <w:p>
@@ -386,6 +414,7 @@
           <w:sz w:val="24"/>
           <w:szCs w:val="24"/>
         </w:rPr>
+        <w:lastRenderedPageBreak/>
         <w:t xml:space="preserve">Overlaying these two shortfalls—mitigation and adaptation—is a third imbalance: the just transition. It covers income bridges, reskilling, and regional redevelopment. Unlike turbines or seawalls, these costs rarely appear in financial trackers, yet they determine whether </w:t>
       </w:r>
       <w:proofErr w:type="spellStart"/>
@@ -405,6 +434,21 @@
           <w:szCs w:val="24"/>
         </w:rPr>
         <w:t xml:space="preserve"> holds politically and socially. </w:t>
+      </w:r>
+    </w:p>
+    <w:p>
+      <w:pPr>
+        <w:pStyle w:val="Heading2"/>
+        <w:jc w:val="both"/>
+        <w:rPr>
+          <w:rFonts w:eastAsia="Times New Roman"/>
+        </w:rPr>
+      </w:pPr>
+      <w:r>
+        <w:rPr>
+          <w:rFonts w:eastAsia="Times New Roman"/>
+        </w:rPr>
+        <w:t>What Just Transition Funding Looks Like in Practice</w:t>
       </w:r>
     </w:p>
     <w:p>
@@ -423,7 +467,6 @@
           <w:sz w:val="24"/>
           <w:szCs w:val="24"/>
         </w:rPr>
-        <w:lastRenderedPageBreak/>
         <w:t xml:space="preserve">Some regions have started to acknowledge this issue. The European Union’s Just Transition Mechanism is a clear example. Between 2021 and 2027 it aims to </w:t>
       </w:r>
       <w:proofErr w:type="spellStart"/>
@@ -744,7 +787,16 @@
           <w:sz w:val="24"/>
           <w:szCs w:val="24"/>
         </w:rPr>
-        <w:t>grid expansion, renewables build-out, and early coal retirement; just-transition spending is framed through a Just Transition framework but specific interventions are not yet costed, and adaptation is outside the power-sector scope.</w:t>
+        <w:t xml:space="preserve">grid expansion, renewables build-out, and early coal </w:t>
+      </w:r>
+      <w:r>
+        <w:rPr>
+          <w:rFonts w:eastAsia="Times New Roman"/>
+          <w:sz w:val="24"/>
+          <w:szCs w:val="24"/>
+        </w:rPr>
+        <w:lastRenderedPageBreak/>
+        <w:t>retirement; just-transition spending is framed through a Just Transition framework but specific interventions are not yet costed, and adaptation is outside the power-sector scope.</w:t>
       </w:r>
       <w:r>
         <w:rPr>
@@ -798,16 +850,7 @@
           <w:sz w:val="24"/>
           <w:szCs w:val="24"/>
         </w:rPr>
-        <w:t xml:space="preserve">, migration frictions, and existing public services. Spain’s regions have unemployment insurance, active </w:t>
-      </w:r>
-      <w:r>
-        <w:rPr>
-          <w:rFonts w:eastAsia="Times New Roman"/>
-          <w:sz w:val="24"/>
-          <w:szCs w:val="24"/>
-        </w:rPr>
-        <w:lastRenderedPageBreak/>
-        <w:t>labor-market programs, and municipal capacity. Employers in parts of Australia co-finance benefits and retraining, so the public bill is smaller. In India many affected workers lack formal contracts and contributory benefits, so effective support requires broader cash programs, public works, and community services, often at lower per-capita cost but much higher coverage. Add wide differences in prices and wages, the mix of grants and loans, weak tagging of social line items inside energy tenders, and long lags between commitments and disbursements. The result is a moving target that cannot be read from a single experience.</w:t>
+        <w:t>, migration frictions, and existing public services. Spain’s regions have unemployment insurance, active labor-market programs, and municipal capacity. Employers in parts of Australia co-finance benefits and retraining, so the public bill is smaller. In India many affected workers lack formal contracts and contributory benefits, so effective support requires broader cash programs, public works, and community services, often at lower per-capita cost but much higher coverage. Add wide differences in prices and wages, the mix of grants and loans, weak tagging of social line items inside energy tenders, and long lags between commitments and disbursements. The result is a moving target that cannot be read from a single experience.</w:t>
       </w:r>
     </w:p>
     <w:p>
@@ -869,47 +912,17 @@
     </w:p>
     <w:p>
       <w:pPr>
-        <w:spacing w:before="280" w:after="280" w:line="240" w:lineRule="auto"/>
-        <w:jc w:val="both"/>
-        <w:rPr>
-          <w:rFonts w:eastAsia="Times New Roman"/>
-          <w:b/>
-          <w:bCs/>
-          <w:sz w:val="24"/>
-          <w:szCs w:val="24"/>
-        </w:rPr>
-      </w:pPr>
-      <w:r>
-        <w:rPr>
-          <w:rFonts w:eastAsia="Times New Roman"/>
-          <w:b/>
-          <w:bCs/>
-          <w:sz w:val="24"/>
-          <w:szCs w:val="24"/>
-        </w:rPr>
-        <w:t>Why does this “</w:t>
-      </w:r>
-      <w:r>
-        <w:rPr>
-          <w:rFonts w:eastAsia="Times New Roman"/>
-          <w:b/>
-          <w:bCs/>
-          <w:i/>
-          <w:iCs/>
-          <w:sz w:val="24"/>
-          <w:szCs w:val="24"/>
-        </w:rPr>
-        <w:t>silent”</w:t>
-      </w:r>
-      <w:r>
-        <w:rPr>
-          <w:rFonts w:eastAsia="Times New Roman"/>
-          <w:b/>
-          <w:bCs/>
-          <w:sz w:val="24"/>
-          <w:szCs w:val="24"/>
-        </w:rPr>
-        <w:t xml:space="preserve"> imbalance matter?</w:t>
+        <w:pStyle w:val="Heading2"/>
+        <w:jc w:val="left"/>
+        <w:rPr>
+          <w:rFonts w:eastAsia="Times New Roman"/>
+        </w:rPr>
+      </w:pPr>
+      <w:r>
+        <w:rPr>
+          <w:rFonts w:eastAsia="Times New Roman"/>
+        </w:rPr>
+        <w:t>Why does this “silent” imbalance matter?</w:t>
       </w:r>
     </w:p>
     <w:p>
@@ -1043,47 +1056,87 @@
     </w:p>
     <w:p>
       <w:pPr>
+        <w:pStyle w:val="Heading2"/>
+        <w:jc w:val="left"/>
+        <w:rPr>
+          <w:rFonts w:eastAsia="Times New Roman"/>
+        </w:rPr>
+      </w:pPr>
+      <w:r>
+        <w:rPr>
+          <w:rFonts w:eastAsia="Times New Roman"/>
+        </w:rPr>
+        <w:lastRenderedPageBreak/>
+        <w:t>But if it is “economic selection”, why bother?</w:t>
+      </w:r>
+    </w:p>
+    <w:p>
+      <w:pPr>
         <w:spacing w:before="280" w:after="280" w:line="240" w:lineRule="auto"/>
         <w:jc w:val="both"/>
         <w:rPr>
           <w:rFonts w:eastAsia="Times New Roman"/>
-          <w:b/>
-          <w:bCs/>
-          <w:sz w:val="24"/>
-          <w:szCs w:val="24"/>
-        </w:rPr>
-      </w:pPr>
-      <w:r>
-        <w:rPr>
-          <w:rFonts w:eastAsia="Times New Roman"/>
-          <w:b/>
-          <w:bCs/>
-          <w:sz w:val="24"/>
-          <w:szCs w:val="24"/>
-        </w:rPr>
-        <w:t>But if it is “</w:t>
-      </w:r>
-      <w:r>
-        <w:rPr>
-          <w:rFonts w:eastAsia="Times New Roman"/>
-          <w:b/>
-          <w:bCs/>
-          <w:i/>
-          <w:iCs/>
-          <w:sz w:val="24"/>
-          <w:szCs w:val="24"/>
-        </w:rPr>
-        <w:t>economic selection”</w:t>
-      </w:r>
-      <w:r>
-        <w:rPr>
-          <w:rFonts w:eastAsia="Times New Roman"/>
-          <w:b/>
-          <w:bCs/>
-          <w:sz w:val="24"/>
-          <w:szCs w:val="24"/>
-        </w:rPr>
-        <w:t>, why bother?</w:t>
+          <w:sz w:val="24"/>
+          <w:szCs w:val="24"/>
+        </w:rPr>
+      </w:pPr>
+      <w:r>
+        <w:rPr>
+          <w:rFonts w:eastAsia="Times New Roman"/>
+          <w:sz w:val="24"/>
+          <w:szCs w:val="24"/>
+        </w:rPr>
+        <w:t xml:space="preserve">First, because the scale and pace of investment in renewable energy and the intensity of policy intervention in highly polluting activities have reached unprecedented levels </w:t>
+      </w:r>
+      <w:r>
+        <w:rPr>
+          <w:rFonts w:eastAsia="Times New Roman"/>
+          <w:sz w:val="24"/>
+          <w:szCs w:val="24"/>
+        </w:rPr>
+        <w:t>-</w:t>
+      </w:r>
+      <w:r>
+        <w:rPr>
+          <w:rFonts w:eastAsia="Times New Roman"/>
+          <w:sz w:val="24"/>
+          <w:szCs w:val="24"/>
+        </w:rPr>
+        <w:t>an unnatural but indispensable transition to safeguard our planet and future economies.</w:t>
+      </w:r>
+      <w:r>
+        <w:rPr>
+          <w:rFonts w:eastAsia="Quattrocento Sans"/>
+          <w:sz w:val="24"/>
+          <w:szCs w:val="24"/>
+        </w:rPr>
+        <w:t xml:space="preserve"> </w:t>
+      </w:r>
+      <w:r>
+        <w:rPr>
+          <w:rFonts w:eastAsia="Times New Roman"/>
+          <w:sz w:val="24"/>
+          <w:szCs w:val="24"/>
+        </w:rPr>
+        <w:t xml:space="preserve">Secondly, the planet is under severe physical constraints as pollution and climate impacts have passed critical thresholds. This urgency has driven landmark international commitments to accelerate </w:t>
+      </w:r>
+      <w:proofErr w:type="spellStart"/>
+      <w:r>
+        <w:rPr>
+          <w:rFonts w:eastAsia="Times New Roman"/>
+          <w:sz w:val="24"/>
+          <w:szCs w:val="24"/>
+        </w:rPr>
+        <w:t>decarbonisation</w:t>
+      </w:r>
+      <w:proofErr w:type="spellEnd"/>
+      <w:r>
+        <w:rPr>
+          <w:rFonts w:eastAsia="Times New Roman"/>
+          <w:sz w:val="24"/>
+          <w:szCs w:val="24"/>
+        </w:rPr>
+        <w:t xml:space="preserve">. These collective efforts are positioning certain industries and technologies at the forefront of a global energy transition. </w:t>
       </w:r>
     </w:p>
     <w:p>
@@ -1102,23 +1155,7 @@
           <w:sz w:val="24"/>
           <w:szCs w:val="24"/>
         </w:rPr>
-        <w:t>First, because the scale and pace of investment in renewable energy and the intensity of policy intervention in highly polluting activities have reached unprecedented levels —an unnatural but indispensable transition to safeguard our planet and future economies.</w:t>
-      </w:r>
-      <w:r>
-        <w:rPr>
-          <w:rFonts w:eastAsia="Quattrocento Sans"/>
-          <w:sz w:val="24"/>
-          <w:szCs w:val="24"/>
-        </w:rPr>
-        <w:t xml:space="preserve"> </w:t>
-      </w:r>
-      <w:r>
-        <w:rPr>
-          <w:rFonts w:eastAsia="Times New Roman"/>
-          <w:sz w:val="24"/>
-          <w:szCs w:val="24"/>
-        </w:rPr>
-        <w:t xml:space="preserve">Secondly, the planet is under severe physical constraints as pollution and climate impacts have passed critical thresholds. This urgency has driven landmark international commitments to accelerate </w:t>
+        <w:t xml:space="preserve">If the world intends to accelerate mitigation and adaptation, it must confront a central fact: in many regions fossil fuels still provide basic livelihoods. Despite their environmental damage, links to corruption, </w:t>
       </w:r>
       <w:proofErr w:type="spellStart"/>
       <w:r>
@@ -1127,7 +1164,7 @@
           <w:sz w:val="24"/>
           <w:szCs w:val="24"/>
         </w:rPr>
-        <w:t>decarbonisation</w:t>
+        <w:t>labour</w:t>
       </w:r>
       <w:proofErr w:type="spellEnd"/>
       <w:r>
@@ -1136,84 +1173,20 @@
           <w:sz w:val="24"/>
           <w:szCs w:val="24"/>
         </w:rPr>
-        <w:t xml:space="preserve">. These collective efforts are positioning certain industries and technologies at the forefront of a global energy transition. </w:t>
-      </w:r>
-    </w:p>
-    <w:p>
-      <w:pPr>
-        <w:spacing w:before="280" w:after="280" w:line="240" w:lineRule="auto"/>
-        <w:jc w:val="both"/>
-        <w:rPr>
-          <w:rFonts w:eastAsia="Times New Roman"/>
-          <w:sz w:val="24"/>
-          <w:szCs w:val="24"/>
-        </w:rPr>
-      </w:pPr>
-      <w:r>
-        <w:rPr>
-          <w:rFonts w:eastAsia="Times New Roman"/>
-          <w:sz w:val="24"/>
-          <w:szCs w:val="24"/>
-        </w:rPr>
-        <w:lastRenderedPageBreak/>
-        <w:t xml:space="preserve">If the world intends to accelerate mitigation and adaptation, it must confront a central fact: in many regions fossil fuels still provide basic livelihoods. Despite their environmental damage, links to corruption, </w:t>
-      </w:r>
-      <w:proofErr w:type="spellStart"/>
-      <w:r>
-        <w:rPr>
-          <w:rFonts w:eastAsia="Times New Roman"/>
-          <w:sz w:val="24"/>
-          <w:szCs w:val="24"/>
-        </w:rPr>
-        <w:t>labour</w:t>
-      </w:r>
-      <w:proofErr w:type="spellEnd"/>
-      <w:r>
-        <w:rPr>
-          <w:rFonts w:eastAsia="Times New Roman"/>
-          <w:sz w:val="24"/>
-          <w:szCs w:val="24"/>
-        </w:rPr>
-        <w:t xml:space="preserve">-rights violations, and public-health harms, fossil industries remain a primary source of income. Any credible plan </w:t>
-      </w:r>
-      <w:proofErr w:type="gramStart"/>
-      <w:r>
-        <w:rPr>
-          <w:rFonts w:eastAsia="Times New Roman"/>
-          <w:sz w:val="24"/>
-          <w:szCs w:val="24"/>
-        </w:rPr>
-        <w:t>has to</w:t>
-      </w:r>
-      <w:proofErr w:type="gramEnd"/>
-      <w:r>
-        <w:rPr>
-          <w:rFonts w:eastAsia="Times New Roman"/>
-          <w:sz w:val="24"/>
-          <w:szCs w:val="24"/>
-        </w:rPr>
-        <w:t xml:space="preserve"> finance the social side of the transition where these dependencies are strongest.</w:t>
-      </w:r>
-    </w:p>
-    <w:p>
-      <w:pPr>
-        <w:spacing w:before="280" w:after="280" w:line="240" w:lineRule="auto"/>
-        <w:jc w:val="both"/>
-        <w:rPr>
-          <w:rFonts w:eastAsia="Times New Roman"/>
-          <w:b/>
-          <w:bCs/>
-          <w:sz w:val="24"/>
-          <w:szCs w:val="24"/>
-        </w:rPr>
-      </w:pPr>
-      <w:r>
-        <w:rPr>
-          <w:rFonts w:eastAsia="Times New Roman"/>
-          <w:b/>
-          <w:bCs/>
-          <w:sz w:val="24"/>
-          <w:szCs w:val="24"/>
+        <w:t>-rights violations, and public-health harms, fossil industries remain a primary source of income. Any credible plan has to finance the social side of the transition where these dependencies are strongest.</w:t>
+      </w:r>
+    </w:p>
+    <w:p>
+      <w:pPr>
+        <w:pStyle w:val="Heading2"/>
+        <w:jc w:val="left"/>
+        <w:rPr>
+          <w:rFonts w:eastAsia="Times New Roman"/>
+        </w:rPr>
+      </w:pPr>
+      <w:r>
+        <w:rPr>
+          <w:rFonts w:eastAsia="Times New Roman"/>
         </w:rPr>
         <w:t>What can be done?</w:t>
       </w:r>
@@ -1411,7 +1384,16 @@
           <w:sz w:val="24"/>
           <w:szCs w:val="24"/>
         </w:rPr>
-        <w:t xml:space="preserve">, detailed data on case studies, labor market dynamics, social protection coverage, community economic diversification, public services, wages, financing flows, and broader social outcomes. Elevating the collection, </w:t>
+        <w:t xml:space="preserve">, detailed data on case studies, labor market dynamics, social protection coverage, community economic diversification, public services, wages, </w:t>
+      </w:r>
+      <w:r>
+        <w:rPr>
+          <w:rFonts w:eastAsia="Times New Roman"/>
+          <w:sz w:val="24"/>
+          <w:szCs w:val="24"/>
+        </w:rPr>
+        <w:lastRenderedPageBreak/>
+        <w:t xml:space="preserve">financing flows, and broader social outcomes. Elevating the collection, </w:t>
       </w:r>
       <w:proofErr w:type="spellStart"/>
       <w:r>
@@ -1863,6 +1845,7 @@
           <w:color w:val="000000"/>
           <w:sz w:val="20"/>
           <w:szCs w:val="20"/>
+          <w:lang w:val="es-US"/>
         </w:rPr>
       </w:pPr>
       <w:r>
@@ -1895,7 +1878,87 @@
           <w:sz w:val="20"/>
           <w:szCs w:val="20"/>
         </w:rPr>
-        <w:t>. Brussels, Belgium: European Commission.</w:t>
+        <w:t xml:space="preserve">. </w:t>
+      </w:r>
+      <w:proofErr w:type="spellStart"/>
+      <w:r>
+        <w:rPr>
+          <w:color w:val="000000"/>
+          <w:sz w:val="20"/>
+          <w:szCs w:val="20"/>
+          <w:lang w:val="es-US"/>
+        </w:rPr>
+        <w:t>Brussels</w:t>
+      </w:r>
+      <w:proofErr w:type="spellEnd"/>
+      <w:r>
+        <w:rPr>
+          <w:color w:val="000000"/>
+          <w:sz w:val="20"/>
+          <w:szCs w:val="20"/>
+          <w:lang w:val="es-US"/>
+        </w:rPr>
+        <w:t xml:space="preserve">, </w:t>
+      </w:r>
+      <w:proofErr w:type="spellStart"/>
+      <w:r>
+        <w:rPr>
+          <w:color w:val="000000"/>
+          <w:sz w:val="20"/>
+          <w:szCs w:val="20"/>
+          <w:lang w:val="es-US"/>
+        </w:rPr>
+        <w:t>Belgium</w:t>
+      </w:r>
+      <w:proofErr w:type="spellEnd"/>
+      <w:r>
+        <w:rPr>
+          <w:color w:val="000000"/>
+          <w:sz w:val="20"/>
+          <w:szCs w:val="20"/>
+          <w:lang w:val="es-US"/>
+        </w:rPr>
+        <w:t xml:space="preserve">: </w:t>
+      </w:r>
+      <w:proofErr w:type="spellStart"/>
+      <w:r>
+        <w:rPr>
+          <w:color w:val="000000"/>
+          <w:sz w:val="20"/>
+          <w:szCs w:val="20"/>
+          <w:lang w:val="es-US"/>
+        </w:rPr>
+        <w:t>European</w:t>
+      </w:r>
+      <w:proofErr w:type="spellEnd"/>
+      <w:r>
+        <w:rPr>
+          <w:color w:val="000000"/>
+          <w:sz w:val="20"/>
+          <w:szCs w:val="20"/>
+          <w:lang w:val="es-US"/>
+        </w:rPr>
+        <w:t xml:space="preserve"> </w:t>
+      </w:r>
+      <w:proofErr w:type="spellStart"/>
+      <w:r>
+        <w:rPr>
+          <w:color w:val="000000"/>
+          <w:sz w:val="20"/>
+          <w:szCs w:val="20"/>
+          <w:lang w:val="es-US"/>
+        </w:rPr>
+        <w:t>Commission</w:t>
+      </w:r>
+      <w:proofErr w:type="spellEnd"/>
+      <w:r>
+        <w:rPr>
+          <w:color w:val="000000"/>
+          <w:sz w:val="20"/>
+          <w:szCs w:val="20"/>
+          <w:lang w:val="es-US"/>
+        </w:rPr>
+        <w:t>.</w:t>
       </w:r>
     </w:p>
   </w:footnote>
@@ -1919,6 +1982,7 @@
         <w:rPr>
           <w:sz w:val="20"/>
           <w:szCs w:val="20"/>
+          <w:lang w:val="es-US"/>
         </w:rPr>
         <w:t xml:space="preserve"> Valencia Plaza. (2022, March 22). </w:t>
       </w:r>
@@ -1928,133 +1992,15 @@
           <w:iCs/>
           <w:sz w:val="20"/>
           <w:szCs w:val="20"/>
-        </w:rPr>
-        <w:t xml:space="preserve">El </w:t>
-      </w:r>
-      <w:proofErr w:type="spellStart"/>
-      <w:r>
-        <w:rPr>
-          <w:i/>
-          <w:iCs/>
-          <w:sz w:val="20"/>
-          <w:szCs w:val="20"/>
-        </w:rPr>
-        <w:t>Gobierno</w:t>
-      </w:r>
-      <w:proofErr w:type="spellEnd"/>
-      <w:r>
-        <w:rPr>
-          <w:i/>
-          <w:iCs/>
-          <w:sz w:val="20"/>
-          <w:szCs w:val="20"/>
-        </w:rPr>
-        <w:t xml:space="preserve"> </w:t>
-      </w:r>
-      <w:proofErr w:type="spellStart"/>
-      <w:r>
-        <w:rPr>
-          <w:i/>
-          <w:iCs/>
-          <w:sz w:val="20"/>
-          <w:szCs w:val="20"/>
-        </w:rPr>
-        <w:t>invertirá</w:t>
-      </w:r>
-      <w:proofErr w:type="spellEnd"/>
-      <w:r>
-        <w:rPr>
-          <w:i/>
-          <w:iCs/>
-          <w:sz w:val="20"/>
-          <w:szCs w:val="20"/>
-        </w:rPr>
-        <w:t xml:space="preserve"> </w:t>
-      </w:r>
-      <w:proofErr w:type="spellStart"/>
-      <w:r>
-        <w:rPr>
-          <w:i/>
-          <w:iCs/>
-          <w:sz w:val="20"/>
-          <w:szCs w:val="20"/>
-        </w:rPr>
-        <w:t>casi</w:t>
-      </w:r>
-      <w:proofErr w:type="spellEnd"/>
-      <w:r>
-        <w:rPr>
-          <w:i/>
-          <w:iCs/>
-          <w:sz w:val="20"/>
-          <w:szCs w:val="20"/>
-        </w:rPr>
-        <w:t xml:space="preserve"> 7.000 </w:t>
-      </w:r>
-      <w:proofErr w:type="spellStart"/>
-      <w:r>
-        <w:rPr>
-          <w:i/>
-          <w:iCs/>
-          <w:sz w:val="20"/>
-          <w:szCs w:val="20"/>
-        </w:rPr>
-        <w:t>millones</w:t>
-      </w:r>
-      <w:proofErr w:type="spellEnd"/>
-      <w:r>
-        <w:rPr>
-          <w:i/>
-          <w:iCs/>
-          <w:sz w:val="20"/>
-          <w:szCs w:val="20"/>
-        </w:rPr>
-        <w:t xml:space="preserve"> de euros </w:t>
-      </w:r>
-      <w:proofErr w:type="spellStart"/>
-      <w:r>
-        <w:rPr>
-          <w:i/>
-          <w:iCs/>
-          <w:sz w:val="20"/>
-          <w:szCs w:val="20"/>
-        </w:rPr>
-        <w:t>en</w:t>
-      </w:r>
-      <w:proofErr w:type="spellEnd"/>
-      <w:r>
-        <w:rPr>
-          <w:i/>
-          <w:iCs/>
-          <w:sz w:val="20"/>
-          <w:szCs w:val="20"/>
-        </w:rPr>
-        <w:t xml:space="preserve"> redes </w:t>
-      </w:r>
-      <w:proofErr w:type="spellStart"/>
-      <w:r>
-        <w:rPr>
-          <w:i/>
-          <w:iCs/>
-          <w:sz w:val="20"/>
-          <w:szCs w:val="20"/>
-        </w:rPr>
-        <w:t>eléctricas</w:t>
-      </w:r>
-      <w:proofErr w:type="spellEnd"/>
-      <w:r>
-        <w:rPr>
-          <w:i/>
-          <w:iCs/>
-          <w:sz w:val="20"/>
-          <w:szCs w:val="20"/>
-        </w:rPr>
-        <w:t xml:space="preserve"> hasta 2026</w:t>
-      </w:r>
-      <w:r>
-        <w:rPr>
-          <w:sz w:val="20"/>
-          <w:szCs w:val="20"/>
+          <w:lang w:val="es-US"/>
+        </w:rPr>
+        <w:t>El Gobierno invertirá casi 7.000 millones de euros en redes eléctricas hasta 2026</w:t>
+      </w:r>
+      <w:r>
+        <w:rPr>
+          <w:sz w:val="20"/>
+          <w:szCs w:val="20"/>
+          <w:lang w:val="es-US"/>
         </w:rPr>
         <w:t>.</w:t>
       </w:r>
@@ -2063,6 +2009,7 @@
           <w:rPr>
             <w:sz w:val="20"/>
             <w:szCs w:val="20"/>
+            <w:lang w:val="es-US"/>
           </w:rPr>
           <w:t xml:space="preserve"> </w:t>
         </w:r>
@@ -2784,7 +2731,6 @@
     <w:next w:val="Normal"/>
     <w:link w:val="Heading2Char"/>
     <w:uiPriority w:val="9"/>
-    <w:semiHidden/>
     <w:unhideWhenUsed/>
     <w:qFormat/>
     <w:rsid w:val="00AF7732"/>
@@ -2957,7 +2903,6 @@
   <w:style w:type="character" w:default="1" w:styleId="DefaultParagraphFont">
     <w:name w:val="Default Paragraph Font"/>
     <w:uiPriority w:val="1"/>
-    <w:semiHidden/>
     <w:unhideWhenUsed/>
   </w:style>
   <w:style w:type="table" w:default="1" w:styleId="TableNormal">
@@ -2999,7 +2944,6 @@
     <w:basedOn w:val="DefaultParagraphFont"/>
     <w:link w:val="Heading2"/>
     <w:uiPriority w:val="9"/>
-    <w:semiHidden/>
     <w:rsid w:val="00AF7732"/>
     <w:rPr>
       <w:rFonts w:asciiTheme="majorHAnsi" w:eastAsiaTheme="majorEastAsia" w:hAnsiTheme="majorHAnsi" w:cstheme="majorBidi"/>

--- a/assets/Counting Megawatts, Missing People.docx
+++ b/assets/Counting Megawatts, Missing People.docx
@@ -5,7 +5,7 @@
     <w:p>
       <w:pPr>
         <w:spacing w:after="280" w:line="240" w:lineRule="auto"/>
-        <w:jc w:val="left"/>
+        <w:jc w:val="both"/>
         <w:rPr>
           <w:rFonts w:eastAsia="Times New Roman"/>
           <w:sz w:val="24"/>
@@ -25,31 +25,13 @@
           <w:sz w:val="24"/>
           <w:szCs w:val="24"/>
         </w:rPr>
-        <w:t xml:space="preserve">Global climate finance is rising impressively but not fast or fairly enough. The world is getting better at counting megawatts, gigatons, and their respective financial flows, but still struggles to measure a critical component to decouple economic growth from emissions: the social implications of transitions. This “silent” line item in the climate ledger is the cost of helping communities and workers navigate </w:t>
-      </w:r>
-      <w:proofErr w:type="spellStart"/>
-      <w:r>
-        <w:rPr>
-          <w:rFonts w:eastAsia="Times New Roman"/>
-          <w:sz w:val="24"/>
-          <w:szCs w:val="24"/>
-        </w:rPr>
-        <w:t>decarbonisation</w:t>
-      </w:r>
-      <w:proofErr w:type="spellEnd"/>
-      <w:r>
-        <w:rPr>
-          <w:rFonts w:eastAsia="Times New Roman"/>
-          <w:sz w:val="24"/>
-          <w:szCs w:val="24"/>
-        </w:rPr>
-        <w:t>.</w:t>
+        <w:t>Global climate finance is rising impressively but not fast or fairly enough. The world is getting better at counting megawatts, gigatons, and their respective financial flows, but still struggles to measure a critical component to decouple economic growth from emissions: the social implications of transitions. This “silent” line item in the climate ledger is the cost of helping communities and workers navigate decarbonisation.</w:t>
       </w:r>
     </w:p>
     <w:p>
       <w:pPr>
         <w:pStyle w:val="Heading2"/>
-        <w:jc w:val="left"/>
+        <w:jc w:val="both"/>
         <w:rPr>
           <w:rFonts w:eastAsia="Times New Roman"/>
         </w:rPr>
@@ -130,8 +112,64 @@
           <w:rFonts w:eastAsia="Times New Roman"/>
           <w:sz w:val="24"/>
           <w:szCs w:val="24"/>
+        </w:rPr>
+        <w:t xml:space="preserve"> It addresses the uneven impacts of climate action by combining environmental ambition with protections for livelihoods, equity, and opportunity.</w:t>
+      </w:r>
+      <w:r>
+        <w:rPr>
+          <w:rFonts w:eastAsia="Times New Roman"/>
+          <w:sz w:val="24"/>
+          <w:szCs w:val="24"/>
           <w:vertAlign w:val="superscript"/>
         </w:rPr>
+        <w:footnoteReference w:id="3"/>
+      </w:r>
+    </w:p>
+    <w:p>
+      <w:pPr>
+        <w:spacing w:before="280" w:after="280" w:line="240" w:lineRule="auto"/>
+        <w:jc w:val="both"/>
+        <w:rPr>
+          <w:rFonts w:eastAsia="Times New Roman"/>
+          <w:sz w:val="24"/>
+          <w:szCs w:val="24"/>
+          <w:lang w:val="en-US"/>
+        </w:rPr>
+      </w:pPr>
+      <w:r>
+        <w:rPr>
+          <w:rFonts w:eastAsia="Times New Roman"/>
+          <w:sz w:val="24"/>
+          <w:szCs w:val="24"/>
+          <w:lang w:val="en-US"/>
+        </w:rPr>
+        <w:t>Generally</w:t>
+      </w:r>
+      <w:r>
+        <w:rPr>
+          <w:rFonts w:eastAsia="Times New Roman"/>
+          <w:sz w:val="24"/>
+          <w:szCs w:val="24"/>
+          <w:lang w:val="en-US"/>
+        </w:rPr>
+        <w:t>, just transition</w:t>
+      </w:r>
+      <w:r>
+        <w:rPr>
+          <w:rFonts w:eastAsia="Times New Roman"/>
+          <w:sz w:val="24"/>
+          <w:szCs w:val="24"/>
+          <w:lang w:val="en-US"/>
+        </w:rPr>
+        <w:t>s</w:t>
+      </w:r>
+      <w:r>
+        <w:rPr>
+          <w:rFonts w:eastAsia="Times New Roman"/>
+          <w:sz w:val="24"/>
+          <w:szCs w:val="24"/>
+          <w:lang w:val="en-US"/>
+        </w:rPr>
         <w:t xml:space="preserve"> </w:t>
       </w:r>
       <w:r>
@@ -139,31 +177,198 @@
           <w:rFonts w:eastAsia="Times New Roman"/>
           <w:sz w:val="24"/>
           <w:szCs w:val="24"/>
-        </w:rPr>
-        <w:t xml:space="preserve"> It addresses the uneven impacts of climate action by combining environmental ambition with protections for livelihoods, equity, and opportunity.</w:t>
-      </w:r>
-      <w:r>
-        <w:rPr>
-          <w:rFonts w:eastAsia="Times New Roman"/>
-          <w:sz w:val="24"/>
-          <w:szCs w:val="24"/>
-          <w:vertAlign w:val="superscript"/>
-        </w:rPr>
-        <w:footnoteReference w:id="3"/>
+          <w:lang w:val="en-US"/>
+        </w:rPr>
+        <w:t xml:space="preserve">accounts </w:t>
+      </w:r>
+      <w:r>
+        <w:rPr>
+          <w:rFonts w:eastAsia="Times New Roman"/>
+          <w:sz w:val="24"/>
+          <w:szCs w:val="24"/>
+          <w:lang w:val="en-US"/>
+        </w:rPr>
+        <w:t>four components:</w:t>
+      </w:r>
+    </w:p>
+    <w:p>
+      <w:pPr>
+        <w:numPr>
+          <w:ilvl w:val="0"/>
+          <w:numId w:val="2"/>
+        </w:numPr>
+        <w:spacing w:before="280" w:after="280" w:line="240" w:lineRule="auto"/>
+        <w:jc w:val="both"/>
+        <w:rPr>
+          <w:rFonts w:eastAsia="Times New Roman"/>
+          <w:sz w:val="24"/>
+          <w:szCs w:val="24"/>
+          <w:lang w:val="en-US"/>
+        </w:rPr>
+      </w:pPr>
+      <w:r>
+        <w:rPr>
+          <w:rFonts w:eastAsia="Times New Roman"/>
+          <w:b/>
+          <w:bCs/>
+          <w:sz w:val="24"/>
+          <w:szCs w:val="24"/>
+          <w:lang w:val="en-US"/>
+        </w:rPr>
+        <w:t>Income and security</w:t>
+      </w:r>
+      <w:r>
+        <w:rPr>
+          <w:rFonts w:eastAsia="Times New Roman"/>
+          <w:sz w:val="24"/>
+          <w:szCs w:val="24"/>
+          <w:lang w:val="en-US"/>
+        </w:rPr>
+        <w:t>: wage replacement, unemployment support, pensions bridging, and social protection that keeps households solvent during sectoral decline.</w:t>
+      </w:r>
+    </w:p>
+    <w:p>
+      <w:pPr>
+        <w:numPr>
+          <w:ilvl w:val="0"/>
+          <w:numId w:val="2"/>
+        </w:numPr>
+        <w:spacing w:before="280" w:after="280" w:line="240" w:lineRule="auto"/>
+        <w:jc w:val="both"/>
+        <w:rPr>
+          <w:rFonts w:eastAsia="Times New Roman"/>
+          <w:sz w:val="24"/>
+          <w:szCs w:val="24"/>
+          <w:lang w:val="en-US"/>
+        </w:rPr>
+      </w:pPr>
+      <w:r>
+        <w:rPr>
+          <w:rFonts w:eastAsia="Times New Roman"/>
+          <w:b/>
+          <w:bCs/>
+          <w:sz w:val="24"/>
+          <w:szCs w:val="24"/>
+          <w:lang w:val="en-US"/>
+        </w:rPr>
+        <w:t>Labour-market transition</w:t>
+      </w:r>
+      <w:r>
+        <w:rPr>
+          <w:rFonts w:eastAsia="Times New Roman"/>
+          <w:sz w:val="24"/>
+          <w:szCs w:val="24"/>
+          <w:lang w:val="en-US"/>
+        </w:rPr>
+        <w:t>: retraining, job placement, mobility support, and employer incentives that turn displacement into reemployment rather than long-term exit.</w:t>
+      </w:r>
+    </w:p>
+    <w:p>
+      <w:pPr>
+        <w:numPr>
+          <w:ilvl w:val="0"/>
+          <w:numId w:val="2"/>
+        </w:numPr>
+        <w:spacing w:before="280" w:after="280" w:line="240" w:lineRule="auto"/>
+        <w:jc w:val="both"/>
+        <w:rPr>
+          <w:rFonts w:eastAsia="Times New Roman"/>
+          <w:sz w:val="24"/>
+          <w:szCs w:val="24"/>
+          <w:lang w:val="en-US"/>
+        </w:rPr>
+      </w:pPr>
+      <w:r>
+        <w:rPr>
+          <w:rFonts w:eastAsia="Times New Roman"/>
+          <w:b/>
+          <w:bCs/>
+          <w:sz w:val="24"/>
+          <w:szCs w:val="24"/>
+          <w:lang w:val="en-US"/>
+        </w:rPr>
+        <w:t>Place-based redevelopment</w:t>
+      </w:r>
+      <w:r>
+        <w:rPr>
+          <w:rFonts w:eastAsia="Times New Roman"/>
+          <w:sz w:val="24"/>
+          <w:szCs w:val="24"/>
+          <w:lang w:val="en-US"/>
+        </w:rPr>
+        <w:t>: local economic diversification, SME support, repurposing of industrial sites, and investments that replace the local tax base and service ecosystem.</w:t>
+      </w:r>
+    </w:p>
+    <w:p>
+      <w:pPr>
+        <w:numPr>
+          <w:ilvl w:val="0"/>
+          <w:numId w:val="2"/>
+        </w:numPr>
+        <w:spacing w:before="280" w:after="280" w:line="240" w:lineRule="auto"/>
+        <w:jc w:val="both"/>
+        <w:rPr>
+          <w:rFonts w:eastAsia="Times New Roman"/>
+          <w:sz w:val="24"/>
+          <w:szCs w:val="24"/>
+          <w:lang w:val="en-US"/>
+        </w:rPr>
+      </w:pPr>
+      <w:r>
+        <w:rPr>
+          <w:rFonts w:eastAsia="Times New Roman"/>
+          <w:b/>
+          <w:bCs/>
+          <w:sz w:val="24"/>
+          <w:szCs w:val="24"/>
+          <w:lang w:val="en-US"/>
+        </w:rPr>
+        <w:t>Governance and participation</w:t>
+      </w:r>
+      <w:r>
+        <w:rPr>
+          <w:rFonts w:eastAsia="Times New Roman"/>
+          <w:sz w:val="24"/>
+          <w:szCs w:val="24"/>
+          <w:lang w:val="en-US"/>
+        </w:rPr>
+        <w:t>: credible negotiation structures, worker and community voice, and transparent decision rules that reduce conflict and implementation risk.</w:t>
+      </w:r>
+    </w:p>
+    <w:p>
+      <w:pPr>
+        <w:spacing w:before="280" w:after="280" w:line="240" w:lineRule="auto"/>
+        <w:jc w:val="both"/>
+        <w:rPr>
+          <w:rFonts w:eastAsia="Times New Roman"/>
+          <w:sz w:val="24"/>
+          <w:szCs w:val="24"/>
+          <w:lang w:val="en-US"/>
+        </w:rPr>
+      </w:pPr>
+      <w:r>
+        <w:rPr>
+          <w:rFonts w:eastAsia="Times New Roman"/>
+          <w:sz w:val="24"/>
+          <w:szCs w:val="24"/>
+          <w:lang w:val="en-US"/>
+        </w:rPr>
+        <w:t>These are not “soft” complements to “real” investment. They are what converts a technically feasible pathway into a socially implementable one.</w:t>
       </w:r>
     </w:p>
     <w:p>
       <w:pPr>
         <w:pStyle w:val="Heading2"/>
-        <w:jc w:val="left"/>
-        <w:rPr>
-          <w:rFonts w:eastAsia="Times New Roman"/>
-        </w:rPr>
-      </w:pPr>
-      <w:r>
-        <w:rPr>
-          <w:rFonts w:eastAsia="Times New Roman"/>
-        </w:rPr>
+        <w:jc w:val="both"/>
+        <w:rPr>
+          <w:rFonts w:eastAsia="Times New Roman"/>
+        </w:rPr>
+      </w:pPr>
+      <w:r>
+        <w:rPr>
+          <w:rFonts w:eastAsia="Times New Roman"/>
+        </w:rPr>
+        <w:lastRenderedPageBreak/>
         <w:t>Climate Finance Today: Scale Without Social Balance</w:t>
       </w:r>
     </w:p>
@@ -172,7 +377,6 @@
         <w:spacing w:before="280" w:after="280" w:line="240" w:lineRule="auto"/>
         <w:jc w:val="both"/>
         <w:rPr>
-          <w:rFonts w:eastAsia="Times New Roman"/>
           <w:sz w:val="24"/>
           <w:szCs w:val="24"/>
         </w:rPr>
@@ -242,17 +446,105 @@
         </w:sdtPr>
         <w:sdtContent/>
       </w:sdt>
-      <w:sdt>
-        <w:sdtPr>
-          <w:rPr>
-            <w:sz w:val="24"/>
-            <w:szCs w:val="24"/>
-          </w:rPr>
-          <w:tag w:val="goog_rdk_51"/>
-          <w:id w:val="-993684467"/>
-        </w:sdtPr>
-        <w:sdtContent/>
-      </w:sdt>
+    </w:p>
+    <w:p>
+      <w:pPr>
+        <w:spacing w:before="280" w:after="280" w:line="240" w:lineRule="auto"/>
+        <w:jc w:val="both"/>
+        <w:rPr>
+          <w:rFonts w:eastAsia="Times New Roman"/>
+          <w:sz w:val="24"/>
+          <w:szCs w:val="24"/>
+        </w:rPr>
+      </w:pPr>
+      <w:r>
+        <w:rPr>
+          <w:rFonts w:eastAsia="Times New Roman"/>
+          <w:sz w:val="24"/>
+          <w:szCs w:val="24"/>
+        </w:rPr>
+        <w:t>These figures can all be true at once because they measure different things. The practical takeaway is simpler: even the largest headline totals are dominated by investments with clear asset boundaries and standard deal structures.</w:t>
+      </w:r>
+      <w:r>
+        <w:rPr>
+          <w:rFonts w:eastAsia="Times New Roman"/>
+          <w:sz w:val="24"/>
+          <w:szCs w:val="24"/>
+        </w:rPr>
+        <w:t xml:space="preserve"> </w:t>
+      </w:r>
+      <w:r>
+        <w:rPr>
+          <w:rFonts w:eastAsia="Times New Roman"/>
+          <w:sz w:val="24"/>
+          <w:szCs w:val="24"/>
+        </w:rPr>
+        <w:t>That is exactly where the accounting bias enters. Megawatts, grid upgrades, and vehicle sales are visible to both markets and trackers. Worker transition, regional redevelopment, and social stabilization are dispersed across budgets and programmes, often embedded inside broader spending lines, and rarely tagged as transition-critical. Th</w:t>
+      </w:r>
+      <w:r>
+        <w:rPr>
+          <w:rFonts w:eastAsia="Times New Roman"/>
+          <w:sz w:val="24"/>
+          <w:szCs w:val="24"/>
+        </w:rPr>
+        <w:t>is</w:t>
+      </w:r>
+      <w:r>
+        <w:rPr>
+          <w:rFonts w:eastAsia="Times New Roman"/>
+          <w:sz w:val="24"/>
+          <w:szCs w:val="24"/>
+        </w:rPr>
+        <w:t xml:space="preserve"> result</w:t>
+      </w:r>
+      <w:r>
+        <w:rPr>
+          <w:rFonts w:eastAsia="Times New Roman"/>
+          <w:sz w:val="24"/>
+          <w:szCs w:val="24"/>
+        </w:rPr>
+        <w:t>s</w:t>
+      </w:r>
+      <w:r>
+        <w:rPr>
+          <w:rFonts w:eastAsia="Times New Roman"/>
+          <w:sz w:val="24"/>
+          <w:szCs w:val="24"/>
+        </w:rPr>
+        <w:t xml:space="preserve"> i</w:t>
+      </w:r>
+      <w:r>
+        <w:rPr>
+          <w:rFonts w:eastAsia="Times New Roman"/>
+          <w:sz w:val="24"/>
+          <w:szCs w:val="24"/>
+        </w:rPr>
+        <w:t>n</w:t>
+      </w:r>
+      <w:r>
+        <w:rPr>
+          <w:rFonts w:eastAsia="Times New Roman"/>
+          <w:sz w:val="24"/>
+          <w:szCs w:val="24"/>
+        </w:rPr>
+        <w:t xml:space="preserve"> a tendency to treat social costs as residual</w:t>
+      </w:r>
+      <w:r>
+        <w:rPr>
+          <w:rFonts w:eastAsia="Times New Roman"/>
+          <w:sz w:val="24"/>
+          <w:szCs w:val="24"/>
+        </w:rPr>
+        <w:t>, and not important</w:t>
+      </w:r>
+      <w:r>
+        <w:rPr>
+          <w:rFonts w:eastAsia="Times New Roman"/>
+          <w:sz w:val="24"/>
+          <w:szCs w:val="24"/>
+        </w:rPr>
+        <w:t>.</w:t>
+      </w:r>
     </w:p>
     <w:p>
       <w:pPr>
@@ -347,25 +639,7 @@
           <w:sz w:val="24"/>
           <w:szCs w:val="24"/>
         </w:rPr>
-        <w:t xml:space="preserve">These data reveal a second imbalance, the gap between mitigation </w:t>
-      </w:r>
-      <w:proofErr w:type="gramStart"/>
-      <w:r>
-        <w:rPr>
-          <w:rFonts w:eastAsia="Times New Roman"/>
-          <w:sz w:val="24"/>
-          <w:szCs w:val="24"/>
-        </w:rPr>
-        <w:t>actions  (</w:t>
-      </w:r>
-      <w:proofErr w:type="gramEnd"/>
-      <w:r>
-        <w:rPr>
-          <w:rFonts w:eastAsia="Times New Roman"/>
-          <w:sz w:val="24"/>
-          <w:szCs w:val="24"/>
-        </w:rPr>
-        <w:t xml:space="preserve">aimed at reducing greenhouse gas emissions) and adaptation actions (coping with climate change impacts). </w:t>
+        <w:t xml:space="preserve">These data reveal a second imbalance, the gap between mitigation actions (aimed at reducing greenhouse gas emissions) and adaptation actions (coping with climate change impacts). </w:t>
       </w:r>
     </w:p>
     <w:p>
@@ -414,78 +688,122 @@
           <w:sz w:val="24"/>
           <w:szCs w:val="24"/>
         </w:rPr>
+        <w:t>Adaptation is also where the “missing people” problem becomes visible fastest. Adaptation is not just seawalls and drought-resistant infrastructure. It is also health capacity, housing resilience, disaster response, insurance access, and the ability of local institutions to absorb shocks without permanent losses. Those are social systems, not only assets.</w:t>
+      </w:r>
+    </w:p>
+    <w:p>
+      <w:pPr>
+        <w:spacing w:before="280" w:after="280" w:line="240" w:lineRule="auto"/>
+        <w:jc w:val="both"/>
+        <w:rPr>
+          <w:rFonts w:eastAsia="Times New Roman"/>
+          <w:sz w:val="24"/>
+          <w:szCs w:val="24"/>
+        </w:rPr>
+      </w:pPr>
+      <w:r>
+        <w:rPr>
+          <w:rFonts w:eastAsia="Times New Roman"/>
+          <w:sz w:val="24"/>
+          <w:szCs w:val="24"/>
+        </w:rPr>
+        <w:t>Overlaying these two shortfalls</w:t>
+      </w:r>
+      <w:r>
+        <w:rPr>
+          <w:rFonts w:eastAsia="Times New Roman"/>
+          <w:sz w:val="24"/>
+          <w:szCs w:val="24"/>
+        </w:rPr>
+        <w:t xml:space="preserve"> -</w:t>
+      </w:r>
+      <w:r>
+        <w:rPr>
+          <w:rFonts w:eastAsia="Times New Roman"/>
+          <w:sz w:val="24"/>
+          <w:szCs w:val="24"/>
+        </w:rPr>
+        <w:t>mitigation and adaptation</w:t>
+      </w:r>
+      <w:r>
+        <w:rPr>
+          <w:rFonts w:eastAsia="Times New Roman"/>
+          <w:sz w:val="24"/>
+          <w:szCs w:val="24"/>
+        </w:rPr>
+        <w:t xml:space="preserve">- </w:t>
+      </w:r>
+      <w:r>
+        <w:rPr>
+          <w:rFonts w:eastAsia="Times New Roman"/>
+          <w:sz w:val="24"/>
+          <w:szCs w:val="24"/>
+        </w:rPr>
+        <w:t xml:space="preserve">is a third imbalance: the just transition. It covers income bridges, reskilling, and regional redevelopment. Unlike turbines or seawalls, these costs rarely appear in financial trackers, </w:t>
+      </w:r>
+      <w:r>
+        <w:rPr>
+          <w:rFonts w:eastAsia="Times New Roman"/>
+          <w:b/>
+          <w:bCs/>
+          <w:color w:val="3A7C22" w:themeColor="accent6" w:themeShade="BF"/>
+          <w:sz w:val="24"/>
+          <w:szCs w:val="24"/>
+        </w:rPr>
+        <w:t>yet they determine whether decarbonisation holds politically and socially</w:t>
+      </w:r>
+      <w:r>
+        <w:rPr>
+          <w:rFonts w:eastAsia="Times New Roman"/>
+          <w:b/>
+          <w:bCs/>
+          <w:sz w:val="24"/>
+          <w:szCs w:val="24"/>
+        </w:rPr>
+        <w:t xml:space="preserve">. </w:t>
+      </w:r>
+    </w:p>
+    <w:p>
+      <w:pPr>
+        <w:pStyle w:val="Heading2"/>
+        <w:jc w:val="both"/>
+        <w:rPr>
+          <w:rFonts w:eastAsia="Times New Roman"/>
+        </w:rPr>
+      </w:pPr>
+      <w:r>
+        <w:rPr>
+          <w:rFonts w:eastAsia="Times New Roman"/>
+        </w:rPr>
+        <w:t>What Just Transition Funding Looks Like in Practice</w:t>
+      </w:r>
+    </w:p>
+    <w:p>
+      <w:pPr>
+        <w:spacing w:before="280" w:after="280" w:line="240" w:lineRule="auto"/>
+        <w:jc w:val="both"/>
+        <w:rPr>
+          <w:rFonts w:eastAsia="Times New Roman"/>
+          <w:sz w:val="24"/>
+          <w:szCs w:val="24"/>
+        </w:rPr>
+      </w:pPr>
+      <w:r>
+        <w:rPr>
+          <w:rFonts w:eastAsia="Times New Roman"/>
+          <w:sz w:val="24"/>
+          <w:szCs w:val="24"/>
+        </w:rPr>
+        <w:t xml:space="preserve">Some regions have started to acknowledge this issue. The European Union’s Just Transition Mechanism is a clear example. Between 2021 and 2027 it aims to mobilise about €55 billion, </w:t>
+      </w:r>
+      <w:r>
+        <w:rPr>
+          <w:rFonts w:eastAsia="Times New Roman"/>
+          <w:sz w:val="24"/>
+          <w:szCs w:val="24"/>
+        </w:rPr>
         <w:lastRenderedPageBreak/>
-        <w:t xml:space="preserve">Overlaying these two shortfalls—mitigation and adaptation—is a third imbalance: the just transition. It covers income bridges, reskilling, and regional redevelopment. Unlike turbines or seawalls, these costs rarely appear in financial trackers, yet they determine whether </w:t>
-      </w:r>
-      <w:proofErr w:type="spellStart"/>
-      <w:r>
-        <w:rPr>
-          <w:rFonts w:eastAsia="Times New Roman"/>
-          <w:sz w:val="24"/>
-          <w:szCs w:val="24"/>
-        </w:rPr>
-        <w:t>decarbonisation</w:t>
-      </w:r>
-      <w:proofErr w:type="spellEnd"/>
-      <w:r>
-        <w:rPr>
-          <w:rFonts w:eastAsia="Times New Roman"/>
-          <w:sz w:val="24"/>
-          <w:szCs w:val="24"/>
-        </w:rPr>
-        <w:t xml:space="preserve"> holds politically and socially. </w:t>
-      </w:r>
-    </w:p>
-    <w:p>
-      <w:pPr>
-        <w:pStyle w:val="Heading2"/>
-        <w:jc w:val="both"/>
-        <w:rPr>
-          <w:rFonts w:eastAsia="Times New Roman"/>
-        </w:rPr>
-      </w:pPr>
-      <w:r>
-        <w:rPr>
-          <w:rFonts w:eastAsia="Times New Roman"/>
-        </w:rPr>
-        <w:t>What Just Transition Funding Looks Like in Practice</w:t>
-      </w:r>
-    </w:p>
-    <w:p>
-      <w:pPr>
-        <w:spacing w:before="280" w:after="280" w:line="240" w:lineRule="auto"/>
-        <w:jc w:val="both"/>
-        <w:rPr>
-          <w:rFonts w:eastAsia="Times New Roman"/>
-          <w:sz w:val="24"/>
-          <w:szCs w:val="24"/>
-        </w:rPr>
-      </w:pPr>
-      <w:r>
-        <w:rPr>
-          <w:rFonts w:eastAsia="Times New Roman"/>
-          <w:sz w:val="24"/>
-          <w:szCs w:val="24"/>
-        </w:rPr>
-        <w:t xml:space="preserve">Some regions have started to acknowledge this issue. The European Union’s Just Transition Mechanism is a clear example. Between 2021 and 2027 it aims to </w:t>
-      </w:r>
-      <w:proofErr w:type="spellStart"/>
-      <w:r>
-        <w:rPr>
-          <w:rFonts w:eastAsia="Times New Roman"/>
-          <w:sz w:val="24"/>
-          <w:szCs w:val="24"/>
-        </w:rPr>
-        <w:t>mobilise</w:t>
-      </w:r>
-      <w:proofErr w:type="spellEnd"/>
-      <w:r>
-        <w:rPr>
-          <w:rFonts w:eastAsia="Times New Roman"/>
-          <w:sz w:val="24"/>
-          <w:szCs w:val="24"/>
-        </w:rPr>
-        <w:t xml:space="preserve"> about €55 billion, including €19.7 billion in grants.</w:t>
+        <w:t>including €19.7 billion in grants.</w:t>
       </w:r>
       <w:r>
         <w:rPr>
@@ -543,25 +861,7 @@
           <w:sz w:val="24"/>
           <w:szCs w:val="24"/>
         </w:rPr>
-        <w:t xml:space="preserve">The example of Spain demonstrates why the just transition is difficult to size. The government approved about €7 billion in clean energy investments through the period 2021-2026, of which 27% (€1.9 billion) is earmarked for integrating renewables and relieving technical constraints to </w:t>
-      </w:r>
-      <w:proofErr w:type="spellStart"/>
-      <w:r>
-        <w:rPr>
-          <w:rFonts w:eastAsia="Times New Roman"/>
-          <w:sz w:val="24"/>
-          <w:szCs w:val="24"/>
-        </w:rPr>
-        <w:t>maximise</w:t>
-      </w:r>
-      <w:proofErr w:type="spellEnd"/>
-      <w:r>
-        <w:rPr>
-          <w:rFonts w:eastAsia="Times New Roman"/>
-          <w:sz w:val="24"/>
-          <w:szCs w:val="24"/>
-        </w:rPr>
-        <w:t xml:space="preserve"> renewable output and use of the existing network.</w:t>
+        <w:t>The example of Spain demonstrates why the just transition is difficult to size. The government approved about €7 billion in clean energy investments through the period 2021-2026, of which 27% (€1.9 billion) is earmarked for integrating renewables and relieving technical constraints to maximise renewable output and use of the existing network.</w:t>
       </w:r>
       <w:r>
         <w:rPr>
@@ -578,25 +878,7 @@
           <w:sz w:val="24"/>
           <w:szCs w:val="24"/>
         </w:rPr>
-        <w:t xml:space="preserve"> Note that this is system infrastructure for </w:t>
-      </w:r>
-      <w:proofErr w:type="spellStart"/>
-      <w:r>
-        <w:rPr>
-          <w:rFonts w:eastAsia="Times New Roman"/>
-          <w:sz w:val="24"/>
-          <w:szCs w:val="24"/>
-        </w:rPr>
-        <w:t>decarbonisation</w:t>
-      </w:r>
-      <w:proofErr w:type="spellEnd"/>
-      <w:r>
-        <w:rPr>
-          <w:rFonts w:eastAsia="Times New Roman"/>
-          <w:sz w:val="24"/>
-          <w:szCs w:val="24"/>
-        </w:rPr>
-        <w:t>, not just-transition support. On the social side, Spain’s EU Just Transition Fund allocation is about €869 million for 2021–2027, and the Andorra (Teruel) award sets specifically €60 million for employment, training, and community projects within a wider renewables package of €1.5 billion.</w:t>
+        <w:t xml:space="preserve"> Note that this is system infrastructure for decarbonisation, not just-transition support. On the social side, Spain’s EU Just Transition Fund allocation is about €869 million for 2021–2027, and the Andorra (Teruel) award sets specifically €60 million for employment, training, and community projects within a wider renewables package of €1.5 billion.</w:t>
       </w:r>
       <w:r>
         <w:rPr>
@@ -654,88 +936,15 @@
           <w:sz w:val="24"/>
           <w:szCs w:val="24"/>
         </w:rPr>
-        <w:t xml:space="preserve">Outside the EU, countries are testing blended packages through Just Energy Transition Partnerships. In South Africa’s plan, the international partners’ </w:t>
-      </w:r>
-      <w:sdt>
-        <w:sdtPr>
-          <w:rPr>
-            <w:sz w:val="24"/>
-            <w:szCs w:val="24"/>
-          </w:rPr>
-          <w:tag w:val="goog_rdk_60"/>
-          <w:id w:val="-953941218"/>
-          <w:showingPlcHdr/>
-        </w:sdtPr>
-        <w:sdtContent>
-          <w:r>
-            <w:rPr>
-              <w:sz w:val="24"/>
-              <w:szCs w:val="24"/>
-            </w:rPr>
-            <w:t xml:space="preserve">     </w:t>
-          </w:r>
-        </w:sdtContent>
-      </w:sdt>
-      <w:sdt>
-        <w:sdtPr>
-          <w:rPr>
-            <w:sz w:val="24"/>
-            <w:szCs w:val="24"/>
-          </w:rPr>
-          <w:tag w:val="goog_rdk_61"/>
-          <w:id w:val="1550271750"/>
-        </w:sdtPr>
-        <w:sdtContent>
-          <w:sdt>
-            <w:sdtPr>
-              <w:rPr>
-                <w:sz w:val="24"/>
-                <w:szCs w:val="24"/>
-              </w:rPr>
-              <w:tag w:val="goog_rdk_62"/>
-              <w:id w:val="1367795676"/>
-              <w:showingPlcHdr/>
-            </w:sdtPr>
-            <w:sdtContent>
-              <w:r>
-                <w:rPr>
-                  <w:sz w:val="24"/>
-                  <w:szCs w:val="24"/>
-                </w:rPr>
-                <w:t xml:space="preserve">     </w:t>
-              </w:r>
-            </w:sdtContent>
-          </w:sdt>
-        </w:sdtContent>
-      </w:sdt>
-      <w:r>
-        <w:rPr>
-          <w:rFonts w:eastAsia="Times New Roman"/>
-          <w:sz w:val="24"/>
-          <w:szCs w:val="24"/>
-        </w:rPr>
-        <w:t>$8.5 billion pledge is steered almost entirely to infrastructure and implementation capacity, with only</w:t>
-      </w:r>
-      <w:sdt>
-        <w:sdtPr>
-          <w:rPr>
-            <w:sz w:val="24"/>
-            <w:szCs w:val="24"/>
-          </w:rPr>
-          <w:tag w:val="goog_rdk_63"/>
-          <w:id w:val="-289395109"/>
-          <w:showingPlcHdr/>
-        </w:sdtPr>
-        <w:sdtContent>
-          <w:r>
-            <w:rPr>
-              <w:sz w:val="24"/>
-              <w:szCs w:val="24"/>
-            </w:rPr>
-            <w:t xml:space="preserve">     </w:t>
-          </w:r>
-        </w:sdtContent>
-      </w:sdt>
+        <w:t>Outside the EU, countries are testing blended packages through Just Energy Transition Partnerships. In South Africa’s plan, the international partners’ $8.5 billion pledge is steered almost entirely to infrastructure and implementation capacity, with only</w:t>
+      </w:r>
+      <w:r>
+        <w:rPr>
+          <w:sz w:val="24"/>
+          <w:szCs w:val="24"/>
+        </w:rPr>
+        <w:t xml:space="preserve"> </w:t>
+      </w:r>
       <w:r>
         <w:rPr>
           <w:rFonts w:eastAsia="Times New Roman"/>
@@ -787,7 +996,45 @@
           <w:sz w:val="24"/>
           <w:szCs w:val="24"/>
         </w:rPr>
-        <w:t xml:space="preserve">grid expansion, renewables build-out, and early coal </w:t>
+        <w:t>grid expansion, renewables build-out, and early coal retirement; just-transition spending is framed through a Just Transition framework but specific interventions are not yet costed, and adaptation is outside the power-sector scope.</w:t>
+      </w:r>
+      <w:r>
+        <w:rPr>
+          <w:rFonts w:eastAsia="Times New Roman"/>
+          <w:sz w:val="24"/>
+          <w:szCs w:val="24"/>
+          <w:vertAlign w:val="superscript"/>
+        </w:rPr>
+        <w:footnoteReference w:id="11"/>
+      </w:r>
+      <w:r>
+        <w:rPr>
+          <w:rFonts w:eastAsia="Times New Roman"/>
+          <w:sz w:val="24"/>
+          <w:szCs w:val="24"/>
+        </w:rPr>
+        <w:t xml:space="preserve"> </w:t>
+      </w:r>
+    </w:p>
+    <w:p>
+      <w:pPr>
+        <w:spacing w:before="280" w:after="280" w:line="240" w:lineRule="auto"/>
+        <w:jc w:val="both"/>
+        <w:rPr>
+          <w:rFonts w:eastAsia="Times New Roman"/>
+          <w:b/>
+          <w:bCs/>
+          <w:sz w:val="24"/>
+          <w:szCs w:val="24"/>
+        </w:rPr>
+      </w:pPr>
+      <w:r>
+        <w:rPr>
+          <w:rFonts w:eastAsia="Times New Roman"/>
+          <w:sz w:val="24"/>
+          <w:szCs w:val="24"/>
+        </w:rPr>
+        <w:t xml:space="preserve">Extending this logic to a global estimate fails for reasons that do not affect mitigation or adaptation accounting to the same degree. Mitigation needs to follow engineering and power-system math. Adaptation needs to follow hazard, exposure, and asset-level cost curves. Just transition needs depend on social baselines, labor law, informality, unionisation, migration frictions, and existing public services. Spain’s regions have unemployment insurance, active labor-market programs, and municipal capacity. Employers in parts of Australia co-finance benefits and retraining, so the public bill is smaller. In India many affected workers lack formal </w:t>
       </w:r>
       <w:r>
         <w:rPr>
@@ -796,61 +1043,17 @@
           <w:szCs w:val="24"/>
         </w:rPr>
         <w:lastRenderedPageBreak/>
-        <w:t>retirement; just-transition spending is framed through a Just Transition framework but specific interventions are not yet costed, and adaptation is outside the power-sector scope.</w:t>
-      </w:r>
-      <w:r>
-        <w:rPr>
-          <w:rFonts w:eastAsia="Times New Roman"/>
-          <w:sz w:val="24"/>
-          <w:szCs w:val="24"/>
-          <w:vertAlign w:val="superscript"/>
-        </w:rPr>
-        <w:footnoteReference w:id="11"/>
-      </w:r>
-      <w:r>
-        <w:rPr>
-          <w:rFonts w:eastAsia="Times New Roman"/>
-          <w:sz w:val="24"/>
-          <w:szCs w:val="24"/>
-        </w:rPr>
-        <w:t xml:space="preserve"> </w:t>
-      </w:r>
-    </w:p>
-    <w:p>
-      <w:pPr>
-        <w:spacing w:before="280" w:after="280" w:line="240" w:lineRule="auto"/>
-        <w:jc w:val="both"/>
-        <w:rPr>
-          <w:rFonts w:eastAsia="Times New Roman"/>
-          <w:sz w:val="24"/>
-          <w:szCs w:val="24"/>
-        </w:rPr>
-      </w:pPr>
-      <w:r>
-        <w:rPr>
-          <w:rFonts w:eastAsia="Times New Roman"/>
-          <w:sz w:val="24"/>
-          <w:szCs w:val="24"/>
-        </w:rPr>
-        <w:t xml:space="preserve">Extending this logic to a global estimate fails for reasons that do not affect mitigation or adaptation accounting to the same degree. Mitigation needs to follow engineering and power-system math. Adaptation needs to follow hazard, exposure, and asset-level cost curves. Just transition needs depend on social baselines, labor law, informality, </w:t>
-      </w:r>
-      <w:proofErr w:type="spellStart"/>
-      <w:r>
-        <w:rPr>
-          <w:rFonts w:eastAsia="Times New Roman"/>
-          <w:sz w:val="24"/>
-          <w:szCs w:val="24"/>
-        </w:rPr>
-        <w:t>unionisation</w:t>
-      </w:r>
-      <w:proofErr w:type="spellEnd"/>
-      <w:r>
-        <w:rPr>
-          <w:rFonts w:eastAsia="Times New Roman"/>
-          <w:sz w:val="24"/>
-          <w:szCs w:val="24"/>
-        </w:rPr>
-        <w:t>, migration frictions, and existing public services. Spain’s regions have unemployment insurance, active labor-market programs, and municipal capacity. Employers in parts of Australia co-finance benefits and retraining, so the public bill is smaller. In India many affected workers lack formal contracts and contributory benefits, so effective support requires broader cash programs, public works, and community services, often at lower per-capita cost but much higher coverage. Add wide differences in prices and wages, the mix of grants and loans, weak tagging of social line items inside energy tenders, and long lags between commitments and disbursements. The result is a moving target that cannot be read from a single experience.</w:t>
+        <w:t xml:space="preserve">contracts and contributory benefits, so effective support requires broader cash programs, public works, and community services, often at lower per-capita cost but much higher coverage. Add wide differences in prices and wages, the mix of grants and loans, weak tagging of social line items inside energy tenders, and long lags between commitments and disbursements. </w:t>
+      </w:r>
+      <w:r>
+        <w:rPr>
+          <w:rFonts w:eastAsia="Times New Roman"/>
+          <w:b/>
+          <w:bCs/>
+          <w:sz w:val="24"/>
+          <w:szCs w:val="24"/>
+        </w:rPr>
+        <w:t>The result is a moving target that cannot be read from a single experience.</w:t>
       </w:r>
     </w:p>
     <w:p>
@@ -913,7 +1116,7 @@
     <w:p>
       <w:pPr>
         <w:pStyle w:val="Heading2"/>
-        <w:jc w:val="left"/>
+        <w:jc w:val="both"/>
         <w:rPr>
           <w:rFonts w:eastAsia="Times New Roman"/>
         </w:rPr>
@@ -941,61 +1144,7 @@
           <w:sz w:val="24"/>
           <w:szCs w:val="24"/>
         </w:rPr>
-        <w:t xml:space="preserve">Sectoral transitions are nothing new to policymakers or economists. Throughout history, we have witnessed shifts driven by </w:t>
-      </w:r>
-      <w:proofErr w:type="spellStart"/>
-      <w:r>
-        <w:rPr>
-          <w:rFonts w:eastAsia="Times New Roman"/>
-          <w:sz w:val="24"/>
-          <w:szCs w:val="24"/>
-        </w:rPr>
-        <w:t>digitalisation</w:t>
-      </w:r>
-      <w:proofErr w:type="spellEnd"/>
-      <w:r>
-        <w:rPr>
-          <w:rFonts w:eastAsia="Times New Roman"/>
-          <w:sz w:val="24"/>
-          <w:szCs w:val="24"/>
-        </w:rPr>
-        <w:t xml:space="preserve">, efficiency improvements, innovation, and regulation. For instance, the creation of the internet </w:t>
-      </w:r>
-      <w:proofErr w:type="spellStart"/>
-      <w:r>
-        <w:rPr>
-          <w:rFonts w:eastAsia="Times New Roman"/>
-          <w:sz w:val="24"/>
-          <w:szCs w:val="24"/>
-        </w:rPr>
-        <w:t>revolutionised</w:t>
-      </w:r>
-      <w:proofErr w:type="spellEnd"/>
-      <w:r>
-        <w:rPr>
-          <w:rFonts w:eastAsia="Times New Roman"/>
-          <w:sz w:val="24"/>
-          <w:szCs w:val="24"/>
-        </w:rPr>
-        <w:t xml:space="preserve"> communication and information flows; the banning of HCFC gases helped protect the ozone layer; and innovations in fracking technology reshaped the energy landscape. These examples highlight how significant sectoral changes can be; but unlike these well-</w:t>
-      </w:r>
-      <w:proofErr w:type="spellStart"/>
-      <w:r>
-        <w:rPr>
-          <w:rFonts w:eastAsia="Times New Roman"/>
-          <w:sz w:val="24"/>
-          <w:szCs w:val="24"/>
-        </w:rPr>
-        <w:t>recognised</w:t>
-      </w:r>
-      <w:proofErr w:type="spellEnd"/>
-      <w:r>
-        <w:rPr>
-          <w:rFonts w:eastAsia="Times New Roman"/>
-          <w:sz w:val="24"/>
-          <w:szCs w:val="24"/>
-        </w:rPr>
-        <w:t xml:space="preserve"> shifts, the social dimension of the climate transition often remains invisible. </w:t>
+        <w:t>Sectoral transitions are nothing new to policymakers or economists. Throughout history, we have witnessed shifts driven by digitalisation, efficiency improvements, innovation, and regulation. For instance, the creation of the internet revolutionised communication and information flows; the banning of HCFC gases helped protect the ozone layer; and innovations in fracking technology reshaped the energy landscape. These examples highlight how significant sectoral changes can be; but unlike these well-recognised shifts, the social dimension of the climate transition often remains invisible.</w:t>
       </w:r>
     </w:p>
     <w:p>
@@ -1014,25 +1163,7 @@
           <w:sz w:val="24"/>
           <w:szCs w:val="24"/>
         </w:rPr>
-        <w:t xml:space="preserve">In many developed regions, the decline of the coal sector has been driven by factors beyond environmental regulation or activist pressure. Economic realities, such as unprofitability, competition from cheaper coal-producing areas, and the rise of alternative energy sources, have compelled policymakers to focus attention on these industries, especially when they remain heavily </w:t>
-      </w:r>
-      <w:proofErr w:type="spellStart"/>
-      <w:r>
-        <w:rPr>
-          <w:rFonts w:eastAsia="Times New Roman"/>
-          <w:sz w:val="24"/>
-          <w:szCs w:val="24"/>
-        </w:rPr>
-        <w:t>subsidised</w:t>
-      </w:r>
-      <w:proofErr w:type="spellEnd"/>
-      <w:r>
-        <w:rPr>
-          <w:rFonts w:eastAsia="Times New Roman"/>
-          <w:sz w:val="24"/>
-          <w:szCs w:val="24"/>
-        </w:rPr>
-        <w:t xml:space="preserve">. These transitions have been extensively documented in countries like the United States, Spain, </w:t>
+        <w:t xml:space="preserve">In many developed regions, the decline of the coal sector has been driven by factors beyond environmental regulation or activist pressure. Economic realities, such as unprofitability, competition from cheaper coal-producing areas, and the rise of alternative energy sources, have compelled policymakers to focus attention on these industries, especially when they remain heavily subsidised. These transitions have been extensively documented in countries like the United States, Spain, </w:t>
       </w:r>
       <w:sdt>
         <w:sdtPr>
@@ -1057,17 +1188,120 @@
     <w:p>
       <w:pPr>
         <w:pStyle w:val="Heading2"/>
-        <w:jc w:val="left"/>
-        <w:rPr>
-          <w:rFonts w:eastAsia="Times New Roman"/>
-        </w:rPr>
-      </w:pPr>
-      <w:r>
-        <w:rPr>
-          <w:rFonts w:eastAsia="Times New Roman"/>
+        <w:jc w:val="both"/>
+        <w:rPr>
+          <w:rFonts w:eastAsia="Times New Roman"/>
+        </w:rPr>
+      </w:pPr>
+      <w:r>
+        <w:rPr>
+          <w:rFonts w:eastAsia="Times New Roman"/>
+        </w:rPr>
+        <w:t>But if it is “economic selection”, why bother?</w:t>
+      </w:r>
+    </w:p>
+    <w:p>
+      <w:pPr>
+        <w:spacing w:before="280" w:after="280" w:line="240" w:lineRule="auto"/>
+        <w:jc w:val="both"/>
+        <w:rPr>
+          <w:rFonts w:eastAsia="Times New Roman"/>
+          <w:sz w:val="24"/>
+          <w:szCs w:val="24"/>
+        </w:rPr>
+      </w:pPr>
+      <w:r>
+        <w:rPr>
+          <w:rFonts w:eastAsia="Times New Roman"/>
+          <w:sz w:val="24"/>
+          <w:szCs w:val="24"/>
+        </w:rPr>
+        <w:t xml:space="preserve">First, because the scale and pace of investment in renewable energy and the intensity of policy intervention in highly polluting activities have reached unprecedented levels </w:t>
+      </w:r>
+      <w:r>
+        <w:rPr>
+          <w:rFonts w:eastAsia="Times New Roman"/>
+          <w:sz w:val="24"/>
+          <w:szCs w:val="24"/>
+        </w:rPr>
+        <w:t>-</w:t>
+      </w:r>
+      <w:r>
+        <w:rPr>
+          <w:rFonts w:eastAsia="Times New Roman"/>
+          <w:sz w:val="24"/>
+          <w:szCs w:val="24"/>
+        </w:rPr>
+        <w:t>an unnatural but indispensable transition to safeguard our planet and future economies.</w:t>
+      </w:r>
+      <w:r>
+        <w:rPr>
+          <w:rFonts w:eastAsia="Quattrocento Sans"/>
+          <w:sz w:val="24"/>
+          <w:szCs w:val="24"/>
+        </w:rPr>
+        <w:t xml:space="preserve"> </w:t>
+      </w:r>
+      <w:r>
+        <w:rPr>
+          <w:rFonts w:eastAsia="Times New Roman"/>
+          <w:sz w:val="24"/>
+          <w:szCs w:val="24"/>
+        </w:rPr>
+        <w:t xml:space="preserve">Secondly, the planet is under severe physical constraints as pollution and climate impacts have passed critical thresholds. This urgency has driven landmark international commitments to accelerate decarbonisation. These collective efforts are positioning certain industries and technologies at the forefront of a global energy transition. </w:t>
+      </w:r>
+    </w:p>
+    <w:p>
+      <w:pPr>
+        <w:spacing w:before="280" w:after="280" w:line="240" w:lineRule="auto"/>
+        <w:jc w:val="both"/>
+        <w:rPr>
+          <w:rFonts w:eastAsia="Times New Roman"/>
+          <w:sz w:val="24"/>
+          <w:szCs w:val="24"/>
+        </w:rPr>
+      </w:pPr>
+      <w:r>
+        <w:rPr>
+          <w:rFonts w:eastAsia="Times New Roman"/>
+          <w:b/>
+          <w:bCs/>
+          <w:sz w:val="24"/>
+          <w:szCs w:val="24"/>
+        </w:rPr>
+        <w:t>If the world intends to accelerate mitigation and adaptation, it must confront a central fact: in many regions fossil fuels still provide basic livelihoods</w:t>
+      </w:r>
+      <w:r>
+        <w:rPr>
+          <w:rFonts w:eastAsia="Times New Roman"/>
+          <w:sz w:val="24"/>
+          <w:szCs w:val="24"/>
+        </w:rPr>
+        <w:t xml:space="preserve">. Despite their environmental damage, </w:t>
+      </w:r>
+      <w:r>
+        <w:rPr>
+          <w:rFonts w:eastAsia="Times New Roman"/>
+          <w:sz w:val="24"/>
+          <w:szCs w:val="24"/>
         </w:rPr>
         <w:lastRenderedPageBreak/>
-        <w:t>But if it is “economic selection”, why bother?</w:t>
+        <w:t>links to corruption, labour-rights violations, and public-health harms, fossil industries remain a primary source of income. Any credible plan has to finance the social side of the transition where these dependencies are strongest.</w:t>
+      </w:r>
+    </w:p>
+    <w:p>
+      <w:pPr>
+        <w:pStyle w:val="Heading2"/>
+        <w:jc w:val="both"/>
+        <w:rPr>
+          <w:rFonts w:eastAsia="Times New Roman"/>
+        </w:rPr>
+      </w:pPr>
+      <w:r>
+        <w:rPr>
+          <w:rFonts w:eastAsia="Times New Roman"/>
+        </w:rPr>
+        <w:t>What can be done?</w:t>
       </w:r>
     </w:p>
     <w:p>
@@ -1086,146 +1320,7 @@
           <w:sz w:val="24"/>
           <w:szCs w:val="24"/>
         </w:rPr>
-        <w:t xml:space="preserve">First, because the scale and pace of investment in renewable energy and the intensity of policy intervention in highly polluting activities have reached unprecedented levels </w:t>
-      </w:r>
-      <w:r>
-        <w:rPr>
-          <w:rFonts w:eastAsia="Times New Roman"/>
-          <w:sz w:val="24"/>
-          <w:szCs w:val="24"/>
-        </w:rPr>
-        <w:t>-</w:t>
-      </w:r>
-      <w:r>
-        <w:rPr>
-          <w:rFonts w:eastAsia="Times New Roman"/>
-          <w:sz w:val="24"/>
-          <w:szCs w:val="24"/>
-        </w:rPr>
-        <w:t>an unnatural but indispensable transition to safeguard our planet and future economies.</w:t>
-      </w:r>
-      <w:r>
-        <w:rPr>
-          <w:rFonts w:eastAsia="Quattrocento Sans"/>
-          <w:sz w:val="24"/>
-          <w:szCs w:val="24"/>
-        </w:rPr>
-        <w:t xml:space="preserve"> </w:t>
-      </w:r>
-      <w:r>
-        <w:rPr>
-          <w:rFonts w:eastAsia="Times New Roman"/>
-          <w:sz w:val="24"/>
-          <w:szCs w:val="24"/>
-        </w:rPr>
-        <w:t xml:space="preserve">Secondly, the planet is under severe physical constraints as pollution and climate impacts have passed critical thresholds. This urgency has driven landmark international commitments to accelerate </w:t>
-      </w:r>
-      <w:proofErr w:type="spellStart"/>
-      <w:r>
-        <w:rPr>
-          <w:rFonts w:eastAsia="Times New Roman"/>
-          <w:sz w:val="24"/>
-          <w:szCs w:val="24"/>
-        </w:rPr>
-        <w:t>decarbonisation</w:t>
-      </w:r>
-      <w:proofErr w:type="spellEnd"/>
-      <w:r>
-        <w:rPr>
-          <w:rFonts w:eastAsia="Times New Roman"/>
-          <w:sz w:val="24"/>
-          <w:szCs w:val="24"/>
-        </w:rPr>
-        <w:t xml:space="preserve">. These collective efforts are positioning certain industries and technologies at the forefront of a global energy transition. </w:t>
-      </w:r>
-    </w:p>
-    <w:p>
-      <w:pPr>
-        <w:spacing w:before="280" w:after="280" w:line="240" w:lineRule="auto"/>
-        <w:jc w:val="both"/>
-        <w:rPr>
-          <w:rFonts w:eastAsia="Times New Roman"/>
-          <w:sz w:val="24"/>
-          <w:szCs w:val="24"/>
-        </w:rPr>
-      </w:pPr>
-      <w:r>
-        <w:rPr>
-          <w:rFonts w:eastAsia="Times New Roman"/>
-          <w:sz w:val="24"/>
-          <w:szCs w:val="24"/>
-        </w:rPr>
-        <w:t xml:space="preserve">If the world intends to accelerate mitigation and adaptation, it must confront a central fact: in many regions fossil fuels still provide basic livelihoods. Despite their environmental damage, links to corruption, </w:t>
-      </w:r>
-      <w:proofErr w:type="spellStart"/>
-      <w:r>
-        <w:rPr>
-          <w:rFonts w:eastAsia="Times New Roman"/>
-          <w:sz w:val="24"/>
-          <w:szCs w:val="24"/>
-        </w:rPr>
-        <w:t>labour</w:t>
-      </w:r>
-      <w:proofErr w:type="spellEnd"/>
-      <w:r>
-        <w:rPr>
-          <w:rFonts w:eastAsia="Times New Roman"/>
-          <w:sz w:val="24"/>
-          <w:szCs w:val="24"/>
-        </w:rPr>
-        <w:t>-rights violations, and public-health harms, fossil industries remain a primary source of income. Any credible plan has to finance the social side of the transition where these dependencies are strongest.</w:t>
-      </w:r>
-    </w:p>
-    <w:p>
-      <w:pPr>
-        <w:pStyle w:val="Heading2"/>
-        <w:jc w:val="left"/>
-        <w:rPr>
-          <w:rFonts w:eastAsia="Times New Roman"/>
-        </w:rPr>
-      </w:pPr>
-      <w:r>
-        <w:rPr>
-          <w:rFonts w:eastAsia="Times New Roman"/>
-        </w:rPr>
-        <w:t>What can be done?</w:t>
-      </w:r>
-    </w:p>
-    <w:p>
-      <w:pPr>
-        <w:spacing w:before="280" w:after="280" w:line="240" w:lineRule="auto"/>
-        <w:jc w:val="both"/>
-        <w:rPr>
-          <w:rFonts w:eastAsia="Times New Roman"/>
-          <w:sz w:val="24"/>
-          <w:szCs w:val="24"/>
-        </w:rPr>
-      </w:pPr>
-      <w:r>
-        <w:rPr>
-          <w:rFonts w:eastAsia="Times New Roman"/>
-          <w:sz w:val="24"/>
-          <w:szCs w:val="24"/>
-        </w:rPr>
-        <w:t xml:space="preserve">The negative effects of climate change are now irreversible and expected to worsen. Moreover, current financing levels and political commitments to address this urgent crisis are disappointing. I firmly believe that acknowledging the economic disparities and pressing needs of communities and workers would foster faster and more constructive negotiations between stakeholders. This is especially important as political movements that downplay or deny climate change often </w:t>
-      </w:r>
-      <w:proofErr w:type="spellStart"/>
-      <w:r>
-        <w:rPr>
-          <w:rFonts w:eastAsia="Times New Roman"/>
-          <w:sz w:val="24"/>
-          <w:szCs w:val="24"/>
-        </w:rPr>
-        <w:t>capitalise</w:t>
-      </w:r>
-      <w:proofErr w:type="spellEnd"/>
-      <w:r>
-        <w:rPr>
-          <w:rFonts w:eastAsia="Times New Roman"/>
-          <w:sz w:val="24"/>
-          <w:szCs w:val="24"/>
-        </w:rPr>
-        <w:t xml:space="preserve"> on concerns about inequality, job security, and social burdens within these very communities. </w:t>
+        <w:t xml:space="preserve">The negative effects of climate change are now irreversible and expected to worsen. Moreover, current financing levels and political commitments to address this urgent crisis are disappointing. I firmly believe that acknowledging the economic disparities and pressing needs of communities and workers would foster faster and more constructive negotiations between stakeholders. This is especially important as political movements that downplay or deny climate change often capitalise on concerns about inequality, job security, and social burdens within these very communities. </w:t>
       </w:r>
     </w:p>
     <w:p>
@@ -1366,73 +1461,14 @@
           <w:sz w:val="24"/>
           <w:szCs w:val="24"/>
         </w:rPr>
-        <w:t xml:space="preserve">Second, developing robust social and economic information systems specifically tailored to assess and support the varied needs of the just transition. This strategy demands collecting </w:t>
-      </w:r>
-      <w:proofErr w:type="spellStart"/>
-      <w:r>
-        <w:rPr>
-          <w:rFonts w:eastAsia="Times New Roman"/>
-          <w:sz w:val="24"/>
-          <w:szCs w:val="24"/>
-        </w:rPr>
-        <w:t>harmonised</w:t>
-      </w:r>
-      <w:proofErr w:type="spellEnd"/>
-      <w:r>
-        <w:rPr>
-          <w:rFonts w:eastAsia="Times New Roman"/>
-          <w:sz w:val="24"/>
-          <w:szCs w:val="24"/>
-        </w:rPr>
-        <w:t xml:space="preserve">, detailed data on case studies, labor market dynamics, social protection coverage, community economic diversification, public services, wages, </w:t>
-      </w:r>
-      <w:r>
-        <w:rPr>
-          <w:rFonts w:eastAsia="Times New Roman"/>
-          <w:sz w:val="24"/>
-          <w:szCs w:val="24"/>
-        </w:rPr>
-        <w:lastRenderedPageBreak/>
-        <w:t xml:space="preserve">financing flows, and broader social outcomes. Elevating the collection, </w:t>
-      </w:r>
-      <w:proofErr w:type="spellStart"/>
-      <w:r>
-        <w:rPr>
-          <w:rFonts w:eastAsia="Times New Roman"/>
-          <w:sz w:val="24"/>
-          <w:szCs w:val="24"/>
-        </w:rPr>
-        <w:t>standardisation</w:t>
-      </w:r>
-      <w:proofErr w:type="spellEnd"/>
-      <w:r>
-        <w:rPr>
-          <w:rFonts w:eastAsia="Times New Roman"/>
-          <w:sz w:val="24"/>
-          <w:szCs w:val="24"/>
-        </w:rPr>
-        <w:t xml:space="preserve">, and integration of this data within climate finance frameworks is essential to diagnose </w:t>
-      </w:r>
-      <w:proofErr w:type="spellStart"/>
-      <w:r>
-        <w:rPr>
-          <w:rFonts w:eastAsia="Times New Roman"/>
-          <w:sz w:val="24"/>
-          <w:szCs w:val="24"/>
-        </w:rPr>
-        <w:t>localised</w:t>
-      </w:r>
-      <w:proofErr w:type="spellEnd"/>
-      <w:r>
-        <w:rPr>
-          <w:rFonts w:eastAsia="Times New Roman"/>
-          <w:sz w:val="24"/>
-          <w:szCs w:val="24"/>
-        </w:rPr>
-        <w:t xml:space="preserve"> needs accurately, allocate resources equitably, monitor progress transparently, and ultimately ensure the social legitimacy and effectiveness of transition policies. </w:t>
-      </w:r>
-    </w:p>
-    <w:p/>
+        <w:t>Second, developing robust social and economic information systems specifically tailored to assess and support the varied needs of the just transition. This strategy demands collecting harmonised, detailed data on case studies, labor market dynamics, social protection coverage, community economic diversification, public services, wages, financing flows, and broader social outcomes. Elevating the collection, standardisation, and integration of this data within climate finance frameworks is essential to diagnose localised needs accurately, allocate resources equitably, monitor progress transparently, and ultimately ensure the social legitimacy and effectiveness of transition policies.</w:t>
+      </w:r>
+    </w:p>
+    <w:p>
+      <w:pPr>
+        <w:jc w:val="both"/>
+      </w:pPr>
+    </w:p>
     <w:sectPr>
       <w:pgSz w:w="12240" w:h="15840"/>
       <w:pgMar w:top="1440" w:right="1440" w:bottom="1440" w:left="1440" w:header="720" w:footer="720" w:gutter="0"/>
@@ -1597,25 +1633,7 @@
           <w:sz w:val="20"/>
           <w:szCs w:val="20"/>
         </w:rPr>
-        <w:t xml:space="preserve"> International </w:t>
-      </w:r>
-      <w:proofErr w:type="spellStart"/>
-      <w:r>
-        <w:rPr>
-          <w:color w:val="000000"/>
-          <w:sz w:val="20"/>
-          <w:szCs w:val="20"/>
-        </w:rPr>
-        <w:t>Labour</w:t>
-      </w:r>
-      <w:proofErr w:type="spellEnd"/>
-      <w:r>
-        <w:rPr>
-          <w:color w:val="000000"/>
-          <w:sz w:val="20"/>
-          <w:szCs w:val="20"/>
-        </w:rPr>
-        <w:t xml:space="preserve"> Organization. (2024). </w:t>
+        <w:t xml:space="preserve"> International Labour Organization. (2024). </w:t>
       </w:r>
       <w:r>
         <w:rPr>
@@ -1719,25 +1737,7 @@
           <w:sz w:val="20"/>
           <w:szCs w:val="20"/>
         </w:rPr>
-        <w:t xml:space="preserve"> </w:t>
-      </w:r>
-      <w:proofErr w:type="spellStart"/>
-      <w:r>
-        <w:rPr>
-          <w:color w:val="000000"/>
-          <w:sz w:val="20"/>
-          <w:szCs w:val="20"/>
-        </w:rPr>
-        <w:t>BloombergNEF</w:t>
-      </w:r>
-      <w:proofErr w:type="spellEnd"/>
-      <w:r>
-        <w:rPr>
-          <w:color w:val="000000"/>
-          <w:sz w:val="20"/>
-          <w:szCs w:val="20"/>
-        </w:rPr>
-        <w:t xml:space="preserve">. (2025). </w:t>
+        <w:t xml:space="preserve"> BloombergNEF. (2025). </w:t>
       </w:r>
       <w:r>
         <w:rPr>
@@ -1789,25 +1789,7 @@
           <w:sz w:val="20"/>
           <w:szCs w:val="20"/>
         </w:rPr>
-        <w:t xml:space="preserve"> United Nations Environment </w:t>
-      </w:r>
-      <w:proofErr w:type="spellStart"/>
-      <w:r>
-        <w:rPr>
-          <w:color w:val="000000"/>
-          <w:sz w:val="20"/>
-          <w:szCs w:val="20"/>
-        </w:rPr>
-        <w:t>Programme</w:t>
-      </w:r>
-      <w:proofErr w:type="spellEnd"/>
-      <w:r>
-        <w:rPr>
-          <w:color w:val="000000"/>
-          <w:sz w:val="20"/>
-          <w:szCs w:val="20"/>
-        </w:rPr>
-        <w:t xml:space="preserve">. (2023). </w:t>
+        <w:t xml:space="preserve"> United Nations Environment Programme. (2023). </w:t>
       </w:r>
       <w:r>
         <w:rPr>
@@ -1880,7 +1862,6 @@
         </w:rPr>
         <w:t xml:space="preserve">. </w:t>
       </w:r>
-      <w:proofErr w:type="spellStart"/>
       <w:r>
         <w:rPr>
           <w:color w:val="000000"/>
@@ -1888,77 +1869,7 @@
           <w:szCs w:val="20"/>
           <w:lang w:val="es-US"/>
         </w:rPr>
-        <w:t>Brussels</w:t>
-      </w:r>
-      <w:proofErr w:type="spellEnd"/>
-      <w:r>
-        <w:rPr>
-          <w:color w:val="000000"/>
-          <w:sz w:val="20"/>
-          <w:szCs w:val="20"/>
-          <w:lang w:val="es-US"/>
-        </w:rPr>
-        <w:t xml:space="preserve">, </w:t>
-      </w:r>
-      <w:proofErr w:type="spellStart"/>
-      <w:r>
-        <w:rPr>
-          <w:color w:val="000000"/>
-          <w:sz w:val="20"/>
-          <w:szCs w:val="20"/>
-          <w:lang w:val="es-US"/>
-        </w:rPr>
-        <w:t>Belgium</w:t>
-      </w:r>
-      <w:proofErr w:type="spellEnd"/>
-      <w:r>
-        <w:rPr>
-          <w:color w:val="000000"/>
-          <w:sz w:val="20"/>
-          <w:szCs w:val="20"/>
-          <w:lang w:val="es-US"/>
-        </w:rPr>
-        <w:t xml:space="preserve">: </w:t>
-      </w:r>
-      <w:proofErr w:type="spellStart"/>
-      <w:r>
-        <w:rPr>
-          <w:color w:val="000000"/>
-          <w:sz w:val="20"/>
-          <w:szCs w:val="20"/>
-          <w:lang w:val="es-US"/>
-        </w:rPr>
-        <w:t>European</w:t>
-      </w:r>
-      <w:proofErr w:type="spellEnd"/>
-      <w:r>
-        <w:rPr>
-          <w:color w:val="000000"/>
-          <w:sz w:val="20"/>
-          <w:szCs w:val="20"/>
-          <w:lang w:val="es-US"/>
-        </w:rPr>
-        <w:t xml:space="preserve"> </w:t>
-      </w:r>
-      <w:proofErr w:type="spellStart"/>
-      <w:r>
-        <w:rPr>
-          <w:color w:val="000000"/>
-          <w:sz w:val="20"/>
-          <w:szCs w:val="20"/>
-          <w:lang w:val="es-US"/>
-        </w:rPr>
-        <w:t>Commission</w:t>
-      </w:r>
-      <w:proofErr w:type="spellEnd"/>
-      <w:r>
-        <w:rPr>
-          <w:color w:val="000000"/>
-          <w:sz w:val="20"/>
-          <w:szCs w:val="20"/>
-          <w:lang w:val="es-US"/>
-        </w:rPr>
-        <w:t>.</w:t>
+        <w:t>Brussels, Belgium: European Commission.</w:t>
       </w:r>
     </w:p>
   </w:footnote>
@@ -2288,8 +2199,124 @@
       </w:rPr>
     </w:lvl>
   </w:abstractNum>
+  <w:abstractNum w:abstractNumId="1" w15:restartNumberingAfterBreak="0">
+    <w:nsid w:val="70D0351F"/>
+    <w:multiLevelType w:val="multilevel"/>
+    <w:tmpl w:val="26EEEB7A"/>
+    <w:lvl w:ilvl="0">
+      <w:start w:val="1"/>
+      <w:numFmt w:val="decimal"/>
+      <w:lvlText w:val="%1."/>
+      <w:lvlJc w:val="left"/>
+      <w:pPr>
+        <w:tabs>
+          <w:tab w:val="num" w:pos="720"/>
+        </w:tabs>
+        <w:ind w:left="720" w:hanging="360"/>
+      </w:pPr>
+    </w:lvl>
+    <w:lvl w:ilvl="1" w:tentative="1">
+      <w:start w:val="1"/>
+      <w:numFmt w:val="decimal"/>
+      <w:lvlText w:val="%2."/>
+      <w:lvlJc w:val="left"/>
+      <w:pPr>
+        <w:tabs>
+          <w:tab w:val="num" w:pos="1440"/>
+        </w:tabs>
+        <w:ind w:left="1440" w:hanging="360"/>
+      </w:pPr>
+    </w:lvl>
+    <w:lvl w:ilvl="2" w:tentative="1">
+      <w:start w:val="1"/>
+      <w:numFmt w:val="decimal"/>
+      <w:lvlText w:val="%3."/>
+      <w:lvlJc w:val="left"/>
+      <w:pPr>
+        <w:tabs>
+          <w:tab w:val="num" w:pos="2160"/>
+        </w:tabs>
+        <w:ind w:left="2160" w:hanging="360"/>
+      </w:pPr>
+    </w:lvl>
+    <w:lvl w:ilvl="3" w:tentative="1">
+      <w:start w:val="1"/>
+      <w:numFmt w:val="decimal"/>
+      <w:lvlText w:val="%4."/>
+      <w:lvlJc w:val="left"/>
+      <w:pPr>
+        <w:tabs>
+          <w:tab w:val="num" w:pos="2880"/>
+        </w:tabs>
+        <w:ind w:left="2880" w:hanging="360"/>
+      </w:pPr>
+    </w:lvl>
+    <w:lvl w:ilvl="4" w:tentative="1">
+      <w:start w:val="1"/>
+      <w:numFmt w:val="decimal"/>
+      <w:lvlText w:val="%5."/>
+      <w:lvlJc w:val="left"/>
+      <w:pPr>
+        <w:tabs>
+          <w:tab w:val="num" w:pos="3600"/>
+        </w:tabs>
+        <w:ind w:left="3600" w:hanging="360"/>
+      </w:pPr>
+    </w:lvl>
+    <w:lvl w:ilvl="5" w:tentative="1">
+      <w:start w:val="1"/>
+      <w:numFmt w:val="decimal"/>
+      <w:lvlText w:val="%6."/>
+      <w:lvlJc w:val="left"/>
+      <w:pPr>
+        <w:tabs>
+          <w:tab w:val="num" w:pos="4320"/>
+        </w:tabs>
+        <w:ind w:left="4320" w:hanging="360"/>
+      </w:pPr>
+    </w:lvl>
+    <w:lvl w:ilvl="6" w:tentative="1">
+      <w:start w:val="1"/>
+      <w:numFmt w:val="decimal"/>
+      <w:lvlText w:val="%7."/>
+      <w:lvlJc w:val="left"/>
+      <w:pPr>
+        <w:tabs>
+          <w:tab w:val="num" w:pos="5040"/>
+        </w:tabs>
+        <w:ind w:left="5040" w:hanging="360"/>
+      </w:pPr>
+    </w:lvl>
+    <w:lvl w:ilvl="7" w:tentative="1">
+      <w:start w:val="1"/>
+      <w:numFmt w:val="decimal"/>
+      <w:lvlText w:val="%8."/>
+      <w:lvlJc w:val="left"/>
+      <w:pPr>
+        <w:tabs>
+          <w:tab w:val="num" w:pos="5760"/>
+        </w:tabs>
+        <w:ind w:left="5760" w:hanging="360"/>
+      </w:pPr>
+    </w:lvl>
+    <w:lvl w:ilvl="8" w:tentative="1">
+      <w:start w:val="1"/>
+      <w:numFmt w:val="decimal"/>
+      <w:lvlText w:val="%9."/>
+      <w:lvlJc w:val="left"/>
+      <w:pPr>
+        <w:tabs>
+          <w:tab w:val="num" w:pos="6480"/>
+        </w:tabs>
+        <w:ind w:left="6480" w:hanging="360"/>
+      </w:pPr>
+    </w:lvl>
+  </w:abstractNum>
   <w:num w:numId="1" w16cid:durableId="1601526942">
     <w:abstractNumId w:val="0"/>
+  </w:num>
+  <w:num w:numId="2" w16cid:durableId="380710122">
+    <w:abstractNumId w:val="1"/>
   </w:num>
 </w:numbering>
 </file>

--- a/assets/Counting Megawatts, Missing People.docx
+++ b/assets/Counting Megawatts, Missing People.docx
@@ -25,7 +25,43 @@
           <w:sz w:val="24"/>
           <w:szCs w:val="24"/>
         </w:rPr>
-        <w:t>Global climate finance is rising impressively but not fast or fairly enough. The world is getting better at counting megawatts, gigatons, and their respective financial flows, but still struggles to measure a critical component to decouple economic growth from emissions: the social implications of transitions. This “silent” line item in the climate ledger is the cost of helping communities and workers navigate decarbonisation.</w:t>
+        <w:t xml:space="preserve">Global climate finance is rising impressively but not fast or </w:t>
+      </w:r>
+      <w:proofErr w:type="gramStart"/>
+      <w:r>
+        <w:rPr>
+          <w:rFonts w:eastAsia="Times New Roman"/>
+          <w:sz w:val="24"/>
+          <w:szCs w:val="24"/>
+        </w:rPr>
+        <w:t>fairly enough</w:t>
+      </w:r>
+      <w:proofErr w:type="gramEnd"/>
+      <w:r>
+        <w:rPr>
+          <w:rFonts w:eastAsia="Times New Roman"/>
+          <w:sz w:val="24"/>
+          <w:szCs w:val="24"/>
+        </w:rPr>
+        <w:t xml:space="preserve">. The world is getting better at counting megawatts, gigatons, and their respective financial flows, but still struggles to measure a critical component to decouple economic growth from emissions: the social implications of transitions. This “silent” line item in the climate ledger is the cost of helping communities and workers navigate </w:t>
+      </w:r>
+      <w:proofErr w:type="spellStart"/>
+      <w:r>
+        <w:rPr>
+          <w:rFonts w:eastAsia="Times New Roman"/>
+          <w:sz w:val="24"/>
+          <w:szCs w:val="24"/>
+        </w:rPr>
+        <w:t>decarbonisation</w:t>
+      </w:r>
+      <w:proofErr w:type="spellEnd"/>
+      <w:r>
+        <w:rPr>
+          <w:rFonts w:eastAsia="Times New Roman"/>
+          <w:sz w:val="24"/>
+          <w:szCs w:val="24"/>
+        </w:rPr>
+        <w:t>.</w:t>
       </w:r>
     </w:p>
     <w:p>
@@ -224,7 +260,27 @@
           <w:szCs w:val="24"/>
           <w:lang w:val="en-US"/>
         </w:rPr>
-        <w:t>: wage replacement, unemployment support, pensions bridging, and social protection that keeps households solvent during sectoral decline.</w:t>
+        <w:t xml:space="preserve">: wage replacement, unemployment support, pensions bridging, and social protection that keeps </w:t>
+      </w:r>
+      <w:proofErr w:type="gramStart"/>
+      <w:r>
+        <w:rPr>
+          <w:rFonts w:eastAsia="Times New Roman"/>
+          <w:sz w:val="24"/>
+          <w:szCs w:val="24"/>
+          <w:lang w:val="en-US"/>
+        </w:rPr>
+        <w:t>households</w:t>
+      </w:r>
+      <w:proofErr w:type="gramEnd"/>
+      <w:r>
+        <w:rPr>
+          <w:rFonts w:eastAsia="Times New Roman"/>
+          <w:sz w:val="24"/>
+          <w:szCs w:val="24"/>
+          <w:lang w:val="en-US"/>
+        </w:rPr>
+        <w:t xml:space="preserve"> solvent during sectoral decline.</w:t>
       </w:r>
     </w:p>
     <w:p>
@@ -242,6 +298,7 @@
           <w:lang w:val="en-US"/>
         </w:rPr>
       </w:pPr>
+      <w:proofErr w:type="spellStart"/>
       <w:r>
         <w:rPr>
           <w:rFonts w:eastAsia="Times New Roman"/>
@@ -251,7 +308,19 @@
           <w:szCs w:val="24"/>
           <w:lang w:val="en-US"/>
         </w:rPr>
-        <w:t>Labour-market transition</w:t>
+        <w:t>Labour</w:t>
+      </w:r>
+      <w:proofErr w:type="spellEnd"/>
+      <w:r>
+        <w:rPr>
+          <w:rFonts w:eastAsia="Times New Roman"/>
+          <w:b/>
+          <w:bCs/>
+          <w:sz w:val="24"/>
+          <w:szCs w:val="24"/>
+          <w:lang w:val="en-US"/>
+        </w:rPr>
+        <w:t>-market transition</w:t>
       </w:r>
       <w:r>
         <w:rPr>
@@ -479,7 +548,77 @@
           <w:sz w:val="24"/>
           <w:szCs w:val="24"/>
         </w:rPr>
-        <w:t>That is exactly where the accounting bias enters. Megawatts, grid upgrades, and vehicle sales are visible to both markets and trackers. Worker transition, regional redevelopment, and social stabilization are dispersed across budgets and programmes, often embedded inside broader spending lines, and rarely tagged as transition-critical. Th</w:t>
+        <w:t xml:space="preserve">That is exactly where the accounting bias enters. Megawatts, grid upgrades, and vehicle sales are visible to both markets and trackers. Worker transition, regional redevelopment, and social </w:t>
+      </w:r>
+      <w:proofErr w:type="spellStart"/>
+      <w:r>
+        <w:rPr>
+          <w:rFonts w:eastAsia="Times New Roman"/>
+          <w:sz w:val="24"/>
+          <w:szCs w:val="24"/>
+        </w:rPr>
+        <w:t>stabili</w:t>
+      </w:r>
+      <w:r>
+        <w:rPr>
+          <w:rFonts w:eastAsia="Times New Roman"/>
+          <w:sz w:val="24"/>
+          <w:szCs w:val="24"/>
+        </w:rPr>
+        <w:t>s</w:t>
+      </w:r>
+      <w:r>
+        <w:rPr>
+          <w:rFonts w:eastAsia="Times New Roman"/>
+          <w:sz w:val="24"/>
+          <w:szCs w:val="24"/>
+        </w:rPr>
+        <w:t>ation</w:t>
+      </w:r>
+      <w:proofErr w:type="spellEnd"/>
+      <w:r>
+        <w:rPr>
+          <w:rFonts w:eastAsia="Times New Roman"/>
+          <w:sz w:val="24"/>
+          <w:szCs w:val="24"/>
+        </w:rPr>
+        <w:t xml:space="preserve"> are dispersed across budgets and </w:t>
+      </w:r>
+      <w:proofErr w:type="spellStart"/>
+      <w:r>
+        <w:rPr>
+          <w:rFonts w:eastAsia="Times New Roman"/>
+          <w:sz w:val="24"/>
+          <w:szCs w:val="24"/>
+        </w:rPr>
+        <w:t>programmes</w:t>
+      </w:r>
+      <w:proofErr w:type="spellEnd"/>
+      <w:r>
+        <w:rPr>
+          <w:rFonts w:eastAsia="Times New Roman"/>
+          <w:sz w:val="24"/>
+          <w:szCs w:val="24"/>
+        </w:rPr>
+        <w:t xml:space="preserve">, often embedded inside broader spending lines, and rarely tagged as </w:t>
+      </w:r>
+      <w:proofErr w:type="gramStart"/>
+      <w:r>
+        <w:rPr>
+          <w:rFonts w:eastAsia="Times New Roman"/>
+          <w:sz w:val="24"/>
+          <w:szCs w:val="24"/>
+        </w:rPr>
+        <w:t>transition-critical</w:t>
+      </w:r>
+      <w:proofErr w:type="gramEnd"/>
+      <w:r>
+        <w:rPr>
+          <w:rFonts w:eastAsia="Times New Roman"/>
+          <w:sz w:val="24"/>
+          <w:szCs w:val="24"/>
+        </w:rPr>
+        <w:t>. Th</w:t>
       </w:r>
       <w:r>
         <w:rPr>
@@ -750,13 +889,37 @@
           <w:sz w:val="24"/>
           <w:szCs w:val="24"/>
         </w:rPr>
-        <w:t>yet they determine whether decarbonisation holds politically and socially</w:t>
-      </w:r>
+        <w:t xml:space="preserve">yet they determine whether </w:t>
+      </w:r>
+      <w:proofErr w:type="spellStart"/>
       <w:r>
         <w:rPr>
           <w:rFonts w:eastAsia="Times New Roman"/>
           <w:b/>
           <w:bCs/>
+          <w:color w:val="3A7C22" w:themeColor="accent6" w:themeShade="BF"/>
+          <w:sz w:val="24"/>
+          <w:szCs w:val="24"/>
+        </w:rPr>
+        <w:t>decarbonisation</w:t>
+      </w:r>
+      <w:proofErr w:type="spellEnd"/>
+      <w:r>
+        <w:rPr>
+          <w:rFonts w:eastAsia="Times New Roman"/>
+          <w:b/>
+          <w:bCs/>
+          <w:color w:val="3A7C22" w:themeColor="accent6" w:themeShade="BF"/>
+          <w:sz w:val="24"/>
+          <w:szCs w:val="24"/>
+        </w:rPr>
+        <w:t xml:space="preserve"> holds politically and socially</w:t>
+      </w:r>
+      <w:r>
+        <w:rPr>
+          <w:rFonts w:eastAsia="Times New Roman"/>
+          <w:b/>
+          <w:bCs/>
           <w:sz w:val="24"/>
           <w:szCs w:val="24"/>
         </w:rPr>
@@ -794,7 +957,25 @@
           <w:sz w:val="24"/>
           <w:szCs w:val="24"/>
         </w:rPr>
-        <w:t xml:space="preserve">Some regions have started to acknowledge this issue. The European Union’s Just Transition Mechanism is a clear example. Between 2021 and 2027 it aims to mobilise about €55 billion, </w:t>
+        <w:t xml:space="preserve">Some regions have started to acknowledge this issue. The European Union’s Just Transition Mechanism is a clear example. Between 2021 and 2027 it aims to </w:t>
+      </w:r>
+      <w:proofErr w:type="spellStart"/>
+      <w:r>
+        <w:rPr>
+          <w:rFonts w:eastAsia="Times New Roman"/>
+          <w:sz w:val="24"/>
+          <w:szCs w:val="24"/>
+        </w:rPr>
+        <w:t>mobilise</w:t>
+      </w:r>
+      <w:proofErr w:type="spellEnd"/>
+      <w:r>
+        <w:rPr>
+          <w:rFonts w:eastAsia="Times New Roman"/>
+          <w:sz w:val="24"/>
+          <w:szCs w:val="24"/>
+        </w:rPr>
+        <w:t xml:space="preserve"> about €55 billion, </w:t>
       </w:r>
       <w:r>
         <w:rPr>
@@ -861,7 +1042,25 @@
           <w:sz w:val="24"/>
           <w:szCs w:val="24"/>
         </w:rPr>
-        <w:t>The example of Spain demonstrates why the just transition is difficult to size. The government approved about €7 billion in clean energy investments through the period 2021-2026, of which 27% (€1.9 billion) is earmarked for integrating renewables and relieving technical constraints to maximise renewable output and use of the existing network.</w:t>
+        <w:t xml:space="preserve">The example of Spain demonstrates why the just transition is difficult to size. The government approved about €7 billion in clean energy investments through the period 2021-2026, of which 27% (€1.9 billion) is earmarked for integrating renewables and relieving technical constraints to </w:t>
+      </w:r>
+      <w:proofErr w:type="spellStart"/>
+      <w:r>
+        <w:rPr>
+          <w:rFonts w:eastAsia="Times New Roman"/>
+          <w:sz w:val="24"/>
+          <w:szCs w:val="24"/>
+        </w:rPr>
+        <w:t>maximise</w:t>
+      </w:r>
+      <w:proofErr w:type="spellEnd"/>
+      <w:r>
+        <w:rPr>
+          <w:rFonts w:eastAsia="Times New Roman"/>
+          <w:sz w:val="24"/>
+          <w:szCs w:val="24"/>
+        </w:rPr>
+        <w:t xml:space="preserve"> renewable output and use of the existing network.</w:t>
       </w:r>
       <w:r>
         <w:rPr>
@@ -878,7 +1077,25 @@
           <w:sz w:val="24"/>
           <w:szCs w:val="24"/>
         </w:rPr>
-        <w:t xml:space="preserve"> Note that this is system infrastructure for decarbonisation, not just-transition support. On the social side, Spain’s EU Just Transition Fund allocation is about €869 million for 2021–2027, and the Andorra (Teruel) award sets specifically €60 million for employment, training, and community projects within a wider renewables package of €1.5 billion.</w:t>
+        <w:t xml:space="preserve"> Note that this is system infrastructure for </w:t>
+      </w:r>
+      <w:proofErr w:type="spellStart"/>
+      <w:r>
+        <w:rPr>
+          <w:rFonts w:eastAsia="Times New Roman"/>
+          <w:sz w:val="24"/>
+          <w:szCs w:val="24"/>
+        </w:rPr>
+        <w:t>decarbonisation</w:t>
+      </w:r>
+      <w:proofErr w:type="spellEnd"/>
+      <w:r>
+        <w:rPr>
+          <w:rFonts w:eastAsia="Times New Roman"/>
+          <w:sz w:val="24"/>
+          <w:szCs w:val="24"/>
+        </w:rPr>
+        <w:t>, not just-transition support. On the social side, Spain’s EU Just Transition Fund allocation is about €869 million for 2021–2027, and the Andorra (Teruel) award sets specifically €60 million for employment, training, and community projects within a wider renewables package of €1.5 billion.</w:t>
       </w:r>
       <w:r>
         <w:rPr>
@@ -1034,7 +1251,25 @@
           <w:sz w:val="24"/>
           <w:szCs w:val="24"/>
         </w:rPr>
-        <w:t xml:space="preserve">Extending this logic to a global estimate fails for reasons that do not affect mitigation or adaptation accounting to the same degree. Mitigation needs to follow engineering and power-system math. Adaptation needs to follow hazard, exposure, and asset-level cost curves. Just transition needs depend on social baselines, labor law, informality, unionisation, migration frictions, and existing public services. Spain’s regions have unemployment insurance, active labor-market programs, and municipal capacity. Employers in parts of Australia co-finance benefits and retraining, so the public bill is smaller. In India many affected workers lack formal </w:t>
+        <w:t xml:space="preserve">Extending this logic to a global estimate fails for reasons that do not affect mitigation or adaptation accounting to the same degree. Mitigation needs to follow engineering and power-system math. Adaptation needs to follow hazard, exposure, and asset-level cost curves. Just transition needs depend on social baselines, labor law, informality, </w:t>
+      </w:r>
+      <w:proofErr w:type="spellStart"/>
+      <w:r>
+        <w:rPr>
+          <w:rFonts w:eastAsia="Times New Roman"/>
+          <w:sz w:val="24"/>
+          <w:szCs w:val="24"/>
+        </w:rPr>
+        <w:t>unionisation</w:t>
+      </w:r>
+      <w:proofErr w:type="spellEnd"/>
+      <w:r>
+        <w:rPr>
+          <w:rFonts w:eastAsia="Times New Roman"/>
+          <w:sz w:val="24"/>
+          <w:szCs w:val="24"/>
+        </w:rPr>
+        <w:t xml:space="preserve">, migration frictions, and existing public services. Spain’s regions have unemployment insurance, active labor-market programs, and municipal capacity. Employers in parts of Australia co-finance benefits and retraining, so the public bill is smaller. In India many affected workers lack formal </w:t>
       </w:r>
       <w:r>
         <w:rPr>
@@ -1125,7 +1360,67 @@
         <w:rPr>
           <w:rFonts w:eastAsia="Times New Roman"/>
         </w:rPr>
-        <w:t>Why does this “silent” imbalance matter?</w:t>
+        <w:t xml:space="preserve">Why </w:t>
+      </w:r>
+      <w:r>
+        <w:rPr>
+          <w:rFonts w:eastAsia="Times New Roman"/>
+        </w:rPr>
+        <w:t>D</w:t>
+      </w:r>
+      <w:r>
+        <w:rPr>
+          <w:rFonts w:eastAsia="Times New Roman"/>
+        </w:rPr>
+        <w:t xml:space="preserve">oes </w:t>
+      </w:r>
+      <w:r>
+        <w:rPr>
+          <w:rFonts w:eastAsia="Times New Roman"/>
+        </w:rPr>
+        <w:t>T</w:t>
+      </w:r>
+      <w:r>
+        <w:rPr>
+          <w:rFonts w:eastAsia="Times New Roman"/>
+        </w:rPr>
+        <w:t>his “</w:t>
+      </w:r>
+      <w:r>
+        <w:rPr>
+          <w:rFonts w:eastAsia="Times New Roman"/>
+        </w:rPr>
+        <w:t>S</w:t>
+      </w:r>
+      <w:r>
+        <w:rPr>
+          <w:rFonts w:eastAsia="Times New Roman"/>
+        </w:rPr>
+        <w:t xml:space="preserve">ilent” </w:t>
+      </w:r>
+      <w:r>
+        <w:rPr>
+          <w:rFonts w:eastAsia="Times New Roman"/>
+        </w:rPr>
+        <w:t>I</w:t>
+      </w:r>
+      <w:r>
+        <w:rPr>
+          <w:rFonts w:eastAsia="Times New Roman"/>
+        </w:rPr>
+        <w:t xml:space="preserve">mbalance </w:t>
+      </w:r>
+      <w:r>
+        <w:rPr>
+          <w:rFonts w:eastAsia="Times New Roman"/>
+        </w:rPr>
+        <w:t>M</w:t>
+      </w:r>
+      <w:r>
+        <w:rPr>
+          <w:rFonts w:eastAsia="Times New Roman"/>
+        </w:rPr>
+        <w:t>atter?</w:t>
       </w:r>
     </w:p>
     <w:p>
@@ -1144,7 +1439,61 @@
           <w:sz w:val="24"/>
           <w:szCs w:val="24"/>
         </w:rPr>
-        <w:t>Sectoral transitions are nothing new to policymakers or economists. Throughout history, we have witnessed shifts driven by digitalisation, efficiency improvements, innovation, and regulation. For instance, the creation of the internet revolutionised communication and information flows; the banning of HCFC gases helped protect the ozone layer; and innovations in fracking technology reshaped the energy landscape. These examples highlight how significant sectoral changes can be; but unlike these well-recognised shifts, the social dimension of the climate transition often remains invisible.</w:t>
+        <w:t xml:space="preserve">Sectoral transitions are nothing new to policymakers or economists. Throughout history, we have witnessed shifts driven by </w:t>
+      </w:r>
+      <w:proofErr w:type="spellStart"/>
+      <w:r>
+        <w:rPr>
+          <w:rFonts w:eastAsia="Times New Roman"/>
+          <w:sz w:val="24"/>
+          <w:szCs w:val="24"/>
+        </w:rPr>
+        <w:t>digitalisation</w:t>
+      </w:r>
+      <w:proofErr w:type="spellEnd"/>
+      <w:r>
+        <w:rPr>
+          <w:rFonts w:eastAsia="Times New Roman"/>
+          <w:sz w:val="24"/>
+          <w:szCs w:val="24"/>
+        </w:rPr>
+        <w:t xml:space="preserve">, efficiency improvements, innovation, and regulation. For instance, the creation of the internet </w:t>
+      </w:r>
+      <w:proofErr w:type="spellStart"/>
+      <w:r>
+        <w:rPr>
+          <w:rFonts w:eastAsia="Times New Roman"/>
+          <w:sz w:val="24"/>
+          <w:szCs w:val="24"/>
+        </w:rPr>
+        <w:t>revolutionised</w:t>
+      </w:r>
+      <w:proofErr w:type="spellEnd"/>
+      <w:r>
+        <w:rPr>
+          <w:rFonts w:eastAsia="Times New Roman"/>
+          <w:sz w:val="24"/>
+          <w:szCs w:val="24"/>
+        </w:rPr>
+        <w:t xml:space="preserve"> communication and information flows; the banning of HCFC gases helped protect the ozone layer; and innovations in fracking technology reshaped the energy landscape. These examples highlight how significant sectoral changes can be; but unlike these well-</w:t>
+      </w:r>
+      <w:proofErr w:type="spellStart"/>
+      <w:r>
+        <w:rPr>
+          <w:rFonts w:eastAsia="Times New Roman"/>
+          <w:sz w:val="24"/>
+          <w:szCs w:val="24"/>
+        </w:rPr>
+        <w:t>recognised</w:t>
+      </w:r>
+      <w:proofErr w:type="spellEnd"/>
+      <w:r>
+        <w:rPr>
+          <w:rFonts w:eastAsia="Times New Roman"/>
+          <w:sz w:val="24"/>
+          <w:szCs w:val="24"/>
+        </w:rPr>
+        <w:t xml:space="preserve"> shifts, the social dimension of the climate transition often remains invisible.</w:t>
       </w:r>
     </w:p>
     <w:p>
@@ -1163,7 +1512,25 @@
           <w:sz w:val="24"/>
           <w:szCs w:val="24"/>
         </w:rPr>
-        <w:t xml:space="preserve">In many developed regions, the decline of the coal sector has been driven by factors beyond environmental regulation or activist pressure. Economic realities, such as unprofitability, competition from cheaper coal-producing areas, and the rise of alternative energy sources, have compelled policymakers to focus attention on these industries, especially when they remain heavily subsidised. These transitions have been extensively documented in countries like the United States, Spain, </w:t>
+        <w:t xml:space="preserve">In many developed regions, the decline of the coal sector has been driven by factors beyond environmental regulation or activist pressure. Economic realities, such as unprofitability, competition from cheaper coal-producing areas, and the rise of alternative energy sources, have compelled policymakers to focus attention on these industries, especially when they remain heavily </w:t>
+      </w:r>
+      <w:proofErr w:type="spellStart"/>
+      <w:r>
+        <w:rPr>
+          <w:rFonts w:eastAsia="Times New Roman"/>
+          <w:sz w:val="24"/>
+          <w:szCs w:val="24"/>
+        </w:rPr>
+        <w:t>subsidised</w:t>
+      </w:r>
+      <w:proofErr w:type="spellEnd"/>
+      <w:r>
+        <w:rPr>
+          <w:rFonts w:eastAsia="Times New Roman"/>
+          <w:sz w:val="24"/>
+          <w:szCs w:val="24"/>
+        </w:rPr>
+        <w:t xml:space="preserve">. These transitions have been extensively documented in countries like the United States, Spain, </w:t>
       </w:r>
       <w:sdt>
         <w:sdtPr>
@@ -1197,7 +1564,91 @@
         <w:rPr>
           <w:rFonts w:eastAsia="Times New Roman"/>
         </w:rPr>
-        <w:t>But if it is “economic selection”, why bother?</w:t>
+        <w:t xml:space="preserve">But </w:t>
+      </w:r>
+      <w:r>
+        <w:rPr>
+          <w:rFonts w:eastAsia="Times New Roman"/>
+        </w:rPr>
+        <w:t>I</w:t>
+      </w:r>
+      <w:r>
+        <w:rPr>
+          <w:rFonts w:eastAsia="Times New Roman"/>
+        </w:rPr>
+        <w:t xml:space="preserve">f </w:t>
+      </w:r>
+      <w:r>
+        <w:rPr>
+          <w:rFonts w:eastAsia="Times New Roman"/>
+        </w:rPr>
+        <w:t>I</w:t>
+      </w:r>
+      <w:r>
+        <w:rPr>
+          <w:rFonts w:eastAsia="Times New Roman"/>
+        </w:rPr>
+        <w:t xml:space="preserve">t </w:t>
+      </w:r>
+      <w:r>
+        <w:rPr>
+          <w:rFonts w:eastAsia="Times New Roman"/>
+        </w:rPr>
+        <w:t>I</w:t>
+      </w:r>
+      <w:r>
+        <w:rPr>
+          <w:rFonts w:eastAsia="Times New Roman"/>
+        </w:rPr>
+        <w:t>s “</w:t>
+      </w:r>
+      <w:r>
+        <w:rPr>
+          <w:rFonts w:eastAsia="Times New Roman"/>
+        </w:rPr>
+        <w:t>E</w:t>
+      </w:r>
+      <w:r>
+        <w:rPr>
+          <w:rFonts w:eastAsia="Times New Roman"/>
+        </w:rPr>
+        <w:t xml:space="preserve">conomic </w:t>
+      </w:r>
+      <w:r>
+        <w:rPr>
+          <w:rFonts w:eastAsia="Times New Roman"/>
+        </w:rPr>
+        <w:t>S</w:t>
+      </w:r>
+      <w:r>
+        <w:rPr>
+          <w:rFonts w:eastAsia="Times New Roman"/>
+        </w:rPr>
+        <w:t xml:space="preserve">election”, </w:t>
+      </w:r>
+      <w:r>
+        <w:rPr>
+          <w:rFonts w:eastAsia="Times New Roman"/>
+        </w:rPr>
+        <w:t>W</w:t>
+      </w:r>
+      <w:r>
+        <w:rPr>
+          <w:rFonts w:eastAsia="Times New Roman"/>
+        </w:rPr>
+        <w:t xml:space="preserve">hy </w:t>
+      </w:r>
+      <w:r>
+        <w:rPr>
+          <w:rFonts w:eastAsia="Times New Roman"/>
+        </w:rPr>
+        <w:t>B</w:t>
+      </w:r>
+      <w:r>
+        <w:rPr>
+          <w:rFonts w:eastAsia="Times New Roman"/>
+        </w:rPr>
+        <w:t>other?</w:t>
       </w:r>
     </w:p>
     <w:p>
@@ -1248,7 +1699,25 @@
           <w:sz w:val="24"/>
           <w:szCs w:val="24"/>
         </w:rPr>
-        <w:t xml:space="preserve">Secondly, the planet is under severe physical constraints as pollution and climate impacts have passed critical thresholds. This urgency has driven landmark international commitments to accelerate decarbonisation. These collective efforts are positioning certain industries and technologies at the forefront of a global energy transition. </w:t>
+        <w:t xml:space="preserve">Secondly, the planet is under severe physical constraints as pollution and climate impacts have passed critical thresholds. This urgency has driven landmark international commitments to accelerate </w:t>
+      </w:r>
+      <w:proofErr w:type="spellStart"/>
+      <w:r>
+        <w:rPr>
+          <w:rFonts w:eastAsia="Times New Roman"/>
+          <w:sz w:val="24"/>
+          <w:szCs w:val="24"/>
+        </w:rPr>
+        <w:t>decarbonisation</w:t>
+      </w:r>
+      <w:proofErr w:type="spellEnd"/>
+      <w:r>
+        <w:rPr>
+          <w:rFonts w:eastAsia="Times New Roman"/>
+          <w:sz w:val="24"/>
+          <w:szCs w:val="24"/>
+        </w:rPr>
+        <w:t xml:space="preserve">. These collective efforts are positioning certain industries and technologies at the forefront of a global energy transition. </w:t>
       </w:r>
     </w:p>
     <w:p>
@@ -1286,7 +1755,43 @@
           <w:szCs w:val="24"/>
         </w:rPr>
         <w:lastRenderedPageBreak/>
-        <w:t>links to corruption, labour-rights violations, and public-health harms, fossil industries remain a primary source of income. Any credible plan has to finance the social side of the transition where these dependencies are strongest.</w:t>
+        <w:t xml:space="preserve">links to corruption, </w:t>
+      </w:r>
+      <w:proofErr w:type="spellStart"/>
+      <w:r>
+        <w:rPr>
+          <w:rFonts w:eastAsia="Times New Roman"/>
+          <w:sz w:val="24"/>
+          <w:szCs w:val="24"/>
+        </w:rPr>
+        <w:t>labour</w:t>
+      </w:r>
+      <w:proofErr w:type="spellEnd"/>
+      <w:r>
+        <w:rPr>
+          <w:rFonts w:eastAsia="Times New Roman"/>
+          <w:sz w:val="24"/>
+          <w:szCs w:val="24"/>
+        </w:rPr>
+        <w:t xml:space="preserve">-rights violations, and public-health harms, fossil industries remain a primary source of income. Any credible plan </w:t>
+      </w:r>
+      <w:proofErr w:type="gramStart"/>
+      <w:r>
+        <w:rPr>
+          <w:rFonts w:eastAsia="Times New Roman"/>
+          <w:sz w:val="24"/>
+          <w:szCs w:val="24"/>
+        </w:rPr>
+        <w:t>has to</w:t>
+      </w:r>
+      <w:proofErr w:type="gramEnd"/>
+      <w:r>
+        <w:rPr>
+          <w:rFonts w:eastAsia="Times New Roman"/>
+          <w:sz w:val="24"/>
+          <w:szCs w:val="24"/>
+        </w:rPr>
+        <w:t xml:space="preserve"> finance the social side of the transition where these dependencies are strongest.</w:t>
       </w:r>
     </w:p>
     <w:p>
@@ -1301,7 +1806,43 @@
         <w:rPr>
           <w:rFonts w:eastAsia="Times New Roman"/>
         </w:rPr>
-        <w:t>What can be done?</w:t>
+        <w:t xml:space="preserve">What </w:t>
+      </w:r>
+      <w:r>
+        <w:rPr>
+          <w:rFonts w:eastAsia="Times New Roman"/>
+        </w:rPr>
+        <w:t>C</w:t>
+      </w:r>
+      <w:r>
+        <w:rPr>
+          <w:rFonts w:eastAsia="Times New Roman"/>
+        </w:rPr>
+        <w:t xml:space="preserve">an </w:t>
+      </w:r>
+      <w:r>
+        <w:rPr>
+          <w:rFonts w:eastAsia="Times New Roman"/>
+        </w:rPr>
+        <w:t>B</w:t>
+      </w:r>
+      <w:r>
+        <w:rPr>
+          <w:rFonts w:eastAsia="Times New Roman"/>
+        </w:rPr>
+        <w:t xml:space="preserve">e </w:t>
+      </w:r>
+      <w:r>
+        <w:rPr>
+          <w:rFonts w:eastAsia="Times New Roman"/>
+        </w:rPr>
+        <w:t>D</w:t>
+      </w:r>
+      <w:r>
+        <w:rPr>
+          <w:rFonts w:eastAsia="Times New Roman"/>
+        </w:rPr>
+        <w:t>one?</w:t>
       </w:r>
     </w:p>
     <w:p>
@@ -1320,7 +1861,25 @@
           <w:sz w:val="24"/>
           <w:szCs w:val="24"/>
         </w:rPr>
-        <w:t xml:space="preserve">The negative effects of climate change are now irreversible and expected to worsen. Moreover, current financing levels and political commitments to address this urgent crisis are disappointing. I firmly believe that acknowledging the economic disparities and pressing needs of communities and workers would foster faster and more constructive negotiations between stakeholders. This is especially important as political movements that downplay or deny climate change often capitalise on concerns about inequality, job security, and social burdens within these very communities. </w:t>
+        <w:t xml:space="preserve">The negative effects of climate change are now irreversible and expected to worsen. Moreover, current financing levels and political commitments to address this urgent crisis are disappointing. I firmly believe that acknowledging the economic disparities and pressing needs of communities and workers would foster faster and more constructive negotiations between stakeholders. This is especially important as political movements that downplay or deny climate change often </w:t>
+      </w:r>
+      <w:proofErr w:type="spellStart"/>
+      <w:r>
+        <w:rPr>
+          <w:rFonts w:eastAsia="Times New Roman"/>
+          <w:sz w:val="24"/>
+          <w:szCs w:val="24"/>
+        </w:rPr>
+        <w:t>capitalise</w:t>
+      </w:r>
+      <w:proofErr w:type="spellEnd"/>
+      <w:r>
+        <w:rPr>
+          <w:rFonts w:eastAsia="Times New Roman"/>
+          <w:sz w:val="24"/>
+          <w:szCs w:val="24"/>
+        </w:rPr>
+        <w:t xml:space="preserve"> on concerns about inequality, job security, and social burdens within these very communities. </w:t>
       </w:r>
     </w:p>
     <w:p>
@@ -1461,7 +2020,61 @@
           <w:sz w:val="24"/>
           <w:szCs w:val="24"/>
         </w:rPr>
-        <w:t>Second, developing robust social and economic information systems specifically tailored to assess and support the varied needs of the just transition. This strategy demands collecting harmonised, detailed data on case studies, labor market dynamics, social protection coverage, community economic diversification, public services, wages, financing flows, and broader social outcomes. Elevating the collection, standardisation, and integration of this data within climate finance frameworks is essential to diagnose localised needs accurately, allocate resources equitably, monitor progress transparently, and ultimately ensure the social legitimacy and effectiveness of transition policies.</w:t>
+        <w:t xml:space="preserve">Second, developing robust social and economic information systems specifically tailored to assess and support the varied needs of the just transition. This strategy demands collecting </w:t>
+      </w:r>
+      <w:proofErr w:type="spellStart"/>
+      <w:r>
+        <w:rPr>
+          <w:rFonts w:eastAsia="Times New Roman"/>
+          <w:sz w:val="24"/>
+          <w:szCs w:val="24"/>
+        </w:rPr>
+        <w:t>harmonised</w:t>
+      </w:r>
+      <w:proofErr w:type="spellEnd"/>
+      <w:r>
+        <w:rPr>
+          <w:rFonts w:eastAsia="Times New Roman"/>
+          <w:sz w:val="24"/>
+          <w:szCs w:val="24"/>
+        </w:rPr>
+        <w:t xml:space="preserve">, detailed data on case studies, labor market dynamics, social protection coverage, community economic diversification, public services, wages, financing flows, and broader social outcomes. Elevating the collection, </w:t>
+      </w:r>
+      <w:proofErr w:type="spellStart"/>
+      <w:r>
+        <w:rPr>
+          <w:rFonts w:eastAsia="Times New Roman"/>
+          <w:sz w:val="24"/>
+          <w:szCs w:val="24"/>
+        </w:rPr>
+        <w:t>standardisation</w:t>
+      </w:r>
+      <w:proofErr w:type="spellEnd"/>
+      <w:r>
+        <w:rPr>
+          <w:rFonts w:eastAsia="Times New Roman"/>
+          <w:sz w:val="24"/>
+          <w:szCs w:val="24"/>
+        </w:rPr>
+        <w:t xml:space="preserve">, and integration of this data within climate finance frameworks is essential to diagnose </w:t>
+      </w:r>
+      <w:proofErr w:type="spellStart"/>
+      <w:r>
+        <w:rPr>
+          <w:rFonts w:eastAsia="Times New Roman"/>
+          <w:sz w:val="24"/>
+          <w:szCs w:val="24"/>
+        </w:rPr>
+        <w:t>localised</w:t>
+      </w:r>
+      <w:proofErr w:type="spellEnd"/>
+      <w:r>
+        <w:rPr>
+          <w:rFonts w:eastAsia="Times New Roman"/>
+          <w:sz w:val="24"/>
+          <w:szCs w:val="24"/>
+        </w:rPr>
+        <w:t xml:space="preserve"> needs accurately, allocate resources equitably, monitor progress transparently, and ultimately ensure the social legitimacy and effectiveness of transition policies.</w:t>
       </w:r>
     </w:p>
     <w:p>
@@ -1633,7 +2246,59 @@
           <w:sz w:val="20"/>
           <w:szCs w:val="20"/>
         </w:rPr>
-        <w:t xml:space="preserve"> International Labour Organization. (2024). </w:t>
+        <w:t xml:space="preserve"> International </w:t>
+      </w:r>
+      <w:proofErr w:type="spellStart"/>
+      <w:r>
+        <w:rPr>
+          <w:color w:val="000000"/>
+          <w:sz w:val="20"/>
+          <w:szCs w:val="20"/>
+        </w:rPr>
+        <w:t>Labour</w:t>
+      </w:r>
+      <w:proofErr w:type="spellEnd"/>
+      <w:r>
+        <w:rPr>
+          <w:color w:val="000000"/>
+          <w:sz w:val="20"/>
+          <w:szCs w:val="20"/>
+        </w:rPr>
+        <w:t xml:space="preserve"> </w:t>
+      </w:r>
+      <w:proofErr w:type="spellStart"/>
+      <w:r>
+        <w:rPr>
+          <w:color w:val="000000"/>
+          <w:sz w:val="20"/>
+          <w:szCs w:val="20"/>
+        </w:rPr>
+        <w:t>Organi</w:t>
+      </w:r>
+      <w:r>
+        <w:rPr>
+          <w:color w:val="000000"/>
+          <w:sz w:val="20"/>
+          <w:szCs w:val="20"/>
+        </w:rPr>
+        <w:t>s</w:t>
+      </w:r>
+      <w:r>
+        <w:rPr>
+          <w:color w:val="000000"/>
+          <w:sz w:val="20"/>
+          <w:szCs w:val="20"/>
+        </w:rPr>
+        <w:t>ation</w:t>
+      </w:r>
+      <w:proofErr w:type="spellEnd"/>
+      <w:r>
+        <w:rPr>
+          <w:color w:val="000000"/>
+          <w:sz w:val="20"/>
+          <w:szCs w:val="20"/>
+        </w:rPr>
+        <w:t xml:space="preserve">. (2024). </w:t>
       </w:r>
       <w:r>
         <w:rPr>
@@ -1895,7 +2560,15 @@
           <w:szCs w:val="20"/>
           <w:lang w:val="es-US"/>
         </w:rPr>
-        <w:t xml:space="preserve"> Valencia Plaza. (2022, March 22). </w:t>
+        <w:t xml:space="preserve"> </w:t>
+      </w:r>
+      <w:r>
+        <w:rPr>
+          <w:sz w:val="20"/>
+          <w:szCs w:val="20"/>
+          <w:lang w:val="es-US"/>
+        </w:rPr>
+        <w:t xml:space="preserve">Valencia Plaza. (2022, March 22). </w:t>
       </w:r>
       <w:r>
         <w:rPr>
@@ -2930,6 +3603,7 @@
   <w:style w:type="character" w:default="1" w:styleId="DefaultParagraphFont">
     <w:name w:val="Default Paragraph Font"/>
     <w:uiPriority w:val="1"/>
+    <w:semiHidden/>
     <w:unhideWhenUsed/>
   </w:style>
   <w:style w:type="table" w:default="1" w:styleId="TableNormal">
